--- a/server/templates/Date-GIWREF-Address-SMP-Multi Apt-2022-A.docx
+++ b/server/templates/Date-GIWREF-Address-SMP-Multi Apt-2022-A.docx
@@ -223,7 +223,7 @@
                 <w:sz w:val="20"/>
                 <w:lang w:val="en-US"/>
               </w:rPr>
-              <w:t>17 June 2026</w:t>
+              <w:t>19 June 2026</w:t>
             </w:r>
             <w:r>
               <w:rPr>
@@ -1761,11 +1761,11 @@
         <w:br w:type="page"/>
       </w:r>
     </w:p>
-    <w:bookmarkStart w:id="19" w:name="_Toc232515654" w:displacedByCustomXml="next"/>
-    <w:bookmarkStart w:id="20" w:name="_Toc209555290" w:displacedByCustomXml="next"/>
+    <w:bookmarkStart w:id="19" w:name="_Toc209592307" w:displacedByCustomXml="next"/>
+    <w:bookmarkStart w:id="20" w:name="_Toc209557015" w:displacedByCustomXml="next"/>
     <w:bookmarkStart w:id="21" w:name="_Toc209555543" w:displacedByCustomXml="next"/>
-    <w:bookmarkStart w:id="22" w:name="_Toc209557015" w:displacedByCustomXml="next"/>
-    <w:bookmarkStart w:id="23" w:name="_Toc209592307" w:displacedByCustomXml="next"/>
+    <w:bookmarkStart w:id="22" w:name="_Toc209555290" w:displacedByCustomXml="next"/>
+    <w:bookmarkStart w:id="23" w:name="_Toc232515654" w:displacedByCustomXml="next"/>
     <w:sdt>
       <w:sdtPr>
         <w:rPr>
@@ -6069,7 +6069,7 @@
                 <w:color w:val="000000"/>
               </w:rPr>
               <w:drawing>
-                <wp:anchor distT="0" distB="0" distL="114300" distR="114300" simplePos="0" relativeHeight="251738112" behindDoc="1" locked="0" layoutInCell="1" allowOverlap="1" wp14:anchorId="22787630" wp14:editId="63CFE80F">
+                <wp:anchor distT="0" distB="0" distL="114300" distR="114300" simplePos="0" relativeHeight="251738112" behindDoc="1" locked="0" layoutInCell="1" allowOverlap="1" wp14:anchorId="22787630" wp14:editId="400BB472">
                   <wp:simplePos x="0" y="0"/>
                   <wp:positionH relativeFrom="column">
                     <wp:posOffset>77470</wp:posOffset>
@@ -6440,7 +6440,7 @@
                 <w:color w:val="000000"/>
               </w:rPr>
               <w:drawing>
-                <wp:anchor distT="0" distB="0" distL="114300" distR="114300" simplePos="0" relativeHeight="251739136" behindDoc="1" locked="0" layoutInCell="1" allowOverlap="1" wp14:anchorId="7055ECC5" wp14:editId="7B721D03">
+                <wp:anchor distT="0" distB="0" distL="114300" distR="114300" simplePos="0" relativeHeight="251739136" behindDoc="1" locked="0" layoutInCell="1" allowOverlap="1" wp14:anchorId="7055ECC5" wp14:editId="0FA82121">
                   <wp:simplePos x="0" y="0"/>
                   <wp:positionH relativeFrom="column">
                     <wp:posOffset>76200</wp:posOffset>
@@ -7244,7 +7244,7 @@
                 <w:color w:val="000000"/>
               </w:rPr>
               <w:drawing>
-                <wp:anchor distT="0" distB="0" distL="114300" distR="114300" simplePos="0" relativeHeight="251741184" behindDoc="1" locked="0" layoutInCell="1" allowOverlap="1" wp14:anchorId="63206793" wp14:editId="30139CC6">
+                <wp:anchor distT="0" distB="0" distL="114300" distR="114300" simplePos="0" relativeHeight="251741184" behindDoc="1" locked="0" layoutInCell="1" allowOverlap="1" wp14:anchorId="63206793" wp14:editId="677BB3A8">
                   <wp:simplePos x="0" y="0"/>
                   <wp:positionH relativeFrom="column">
                     <wp:posOffset>91440</wp:posOffset>
@@ -9647,6 +9647,7 @@
             </w:r>
           </w:p>
         </w:tc>
+        <w:bookmarkStart w:id="69" w:name="Landscaping"/>
         <w:tc>
           <w:tcPr>
             <w:tcW w:w="6236" w:type="dxa"/>
@@ -9666,15 +9667,35 @@
                 <w:szCs w:val="22"/>
               </w:rPr>
             </w:pPr>
-            <w:bookmarkStart w:id="69" w:name="Landscape_irrigation"/>
-            <w:r>
-              <w:rPr>
-                <w:bCs/>
-                <w:szCs w:val="22"/>
-              </w:rPr>
-              <w:lastRenderedPageBreak/>
-              <w:t>[XX]</w:t>
-            </w:r>
+            <w:sdt>
+              <w:sdtPr>
+                <w:rPr>
+                  <w:b/>
+                  <w:szCs w:val="22"/>
+                </w:rPr>
+                <w:alias w:val="Irrigation"/>
+                <w:tag w:val="Irrigation"/>
+                <w:id w:val="2087878562"/>
+                <w:placeholder>
+                  <w:docPart w:val="2934EEA7EE4742CDBE4D517E6C6563CD"/>
+                </w:placeholder>
+                <w:showingPlcHdr/>
+                <w:dropDownList>
+                  <w:listItem w:value="Choose an item."/>
+                  <w:listItem w:displayText="The majority of landscaping is to be native vegetation with no irrigation demand after the initial establishment period." w:value="The majority of landscaping is to be native vegetation with no irrigation demand after the initial establishment period."/>
+                  <w:listItem w:displayText="No landscaping provided to the development" w:value="No landscaping provided to the development"/>
+                  <w:listItem w:displayText="Landscape irrigation demand will be connected to the rainwater tank. " w:value="Landscape irrigation demand will be connected to the rainwater tank. "/>
+                </w:dropDownList>
+              </w:sdtPr>
+              <w:sdtContent>
+                <w:r>
+                  <w:rPr>
+                    <w:rStyle w:val="PlaceholderText"/>
+                  </w:rPr>
+                  <w:t>Choose an item.</w:t>
+                </w:r>
+              </w:sdtContent>
+            </w:sdt>
             <w:bookmarkEnd w:id="69"/>
           </w:p>
         </w:tc>
@@ -31461,6 +31482,35 @@
         </w:p>
       </w:docPartBody>
     </w:docPart>
+    <w:docPart>
+      <w:docPartPr>
+        <w:name w:val="2934EEA7EE4742CDBE4D517E6C6563CD"/>
+        <w:category>
+          <w:name w:val="General"/>
+          <w:gallery w:val="placeholder"/>
+        </w:category>
+        <w:types>
+          <w:type w:val="bbPlcHdr"/>
+        </w:types>
+        <w:behaviors>
+          <w:behavior w:val="content"/>
+        </w:behaviors>
+        <w:guid w:val="{E09D1B70-1D31-40A3-A070-60A05620E5A4}"/>
+      </w:docPartPr>
+      <w:docPartBody>
+        <w:p>
+          <w:pPr>
+            <w:pStyle w:val="2934EEA7EE4742CDBE4D517E6C6563CD"/>
+          </w:pPr>
+          <w:r>
+            <w:rPr>
+              <w:rStyle w:val="PlaceholderText"/>
+            </w:rPr>
+            <w:t>Choose an item.</w:t>
+          </w:r>
+        </w:p>
+      </w:docPartBody>
+    </w:docPart>
   </w:docParts>
 </w:glossaryDocument>
 </file>
@@ -31932,6 +31982,7 @@
     <w:rsid w:val="000C5DEB"/>
     <w:rsid w:val="000C608A"/>
     <w:rsid w:val="00110829"/>
+    <w:rsid w:val="0013215C"/>
     <w:rsid w:val="00165C8A"/>
     <w:rsid w:val="00173595"/>
     <w:rsid w:val="00185259"/>
@@ -31964,6 +32015,7 @@
     <w:rsid w:val="0041699F"/>
     <w:rsid w:val="00442A7F"/>
     <w:rsid w:val="0045519A"/>
+    <w:rsid w:val="004556FE"/>
     <w:rsid w:val="004558F6"/>
     <w:rsid w:val="00460782"/>
     <w:rsid w:val="004D7895"/>
@@ -32078,6 +32130,7 @@
     <w:rsid w:val="00F07DFD"/>
     <w:rsid w:val="00F13FBC"/>
     <w:rsid w:val="00F2145B"/>
+    <w:rsid w:val="00F2651C"/>
     <w:rsid w:val="00F42234"/>
   </w:rsids>
   <m:mathPr>
@@ -32531,7 +32584,7 @@
     <w:basedOn w:val="DefaultParagraphFont"/>
     <w:uiPriority w:val="99"/>
     <w:semiHidden/>
-    <w:rsid w:val="00BC6ACC"/>
+    <w:rsid w:val="00F2651C"/>
     <w:rPr>
       <w:color w:val="808080"/>
     </w:rPr>
@@ -32759,6 +32812,20 @@
   <w:style w:type="paragraph" w:customStyle="1" w:styleId="7FFC764F1F714EAF90EDBC9B656436E4">
     <w:name w:val="7FFC764F1F714EAF90EDBC9B656436E4"/>
     <w:rsid w:val="000237AA"/>
+    <w:pPr>
+      <w:spacing w:after="160" w:line="278" w:lineRule="auto"/>
+    </w:pPr>
+    <w:rPr>
+      <w:kern w:val="2"/>
+      <w:sz w:val="24"/>
+      <w:szCs w:val="24"/>
+      <w:lang w:val="en-CA" w:eastAsia="zh-CN"/>
+      <w14:ligatures w14:val="standardContextual"/>
+    </w:rPr>
+  </w:style>
+  <w:style w:type="paragraph" w:customStyle="1" w:styleId="2934EEA7EE4742CDBE4D517E6C6563CD">
+    <w:name w:val="2934EEA7EE4742CDBE4D517E6C6563CD"/>
+    <w:rsid w:val="00F2651C"/>
     <w:pPr>
       <w:spacing w:after="160" w:line="278" w:lineRule="auto"/>
     </w:pPr>

--- a/server/templates/Date-GIWREF-Address-SMP-Multi Apt-2022-A.docx
+++ b/server/templates/Date-GIWREF-Address-SMP-Multi Apt-2022-A.docx
@@ -223,7 +223,7 @@
                 <w:sz w:val="20"/>
                 <w:lang w:val="en-US"/>
               </w:rPr>
-              <w:t>19 June 2026</w:t>
+              <w:t>22 June 2026</w:t>
             </w:r>
             <w:r>
               <w:rPr>
@@ -1761,11 +1761,11 @@
         <w:br w:type="page"/>
       </w:r>
     </w:p>
-    <w:bookmarkStart w:id="19" w:name="_Toc209592307" w:displacedByCustomXml="next"/>
-    <w:bookmarkStart w:id="20" w:name="_Toc209557015" w:displacedByCustomXml="next"/>
+    <w:bookmarkStart w:id="19" w:name="_Toc232515654" w:displacedByCustomXml="next"/>
+    <w:bookmarkStart w:id="20" w:name="_Toc209555290" w:displacedByCustomXml="next"/>
     <w:bookmarkStart w:id="21" w:name="_Toc209555543" w:displacedByCustomXml="next"/>
-    <w:bookmarkStart w:id="22" w:name="_Toc209555290" w:displacedByCustomXml="next"/>
-    <w:bookmarkStart w:id="23" w:name="_Toc232515654" w:displacedByCustomXml="next"/>
+    <w:bookmarkStart w:id="22" w:name="_Toc209557015" w:displacedByCustomXml="next"/>
+    <w:bookmarkStart w:id="23" w:name="_Toc209592307" w:displacedByCustomXml="next"/>
     <w:sdt>
       <w:sdtPr>
         <w:rPr>
@@ -3642,10 +3642,7 @@
         <w:t xml:space="preserve">will include </w:t>
       </w:r>
       <w:r>
-        <w:t>[</w:t>
-      </w:r>
-      <w:r>
-        <w:t>XX</w:t>
+        <w:t>[total apartments</w:t>
       </w:r>
       <w:r>
         <w:t>]</w:t>
@@ -3663,7 +3660,7 @@
         <w:t>[</w:t>
       </w:r>
       <w:r>
-        <w:t>XX</w:t>
+        <w:t>building height</w:t>
       </w:r>
       <w:r>
         <w:t>]</w:t>
@@ -3776,7 +3773,7 @@
         <w:t>[</w:t>
       </w:r>
       <w:r>
-        <w:t>XX</w:t>
+        <w:t>site area</w:t>
       </w:r>
       <w:r>
         <w:t>]</w:t>
@@ -3797,7 +3794,7 @@
         <w:t>[</w:t>
       </w:r>
       <w:r>
-        <w:t>XX</w:t>
+        <w:t>distance to CBD</w:t>
       </w:r>
       <w:r>
         <w:t>]</w:t>
@@ -5641,7 +5638,7 @@
                 <w:sz w:val="24"/>
                 <w:szCs w:val="24"/>
               </w:rPr>
-              <w:t>XX</w:t>
+              <w:t>BESS score</w:t>
             </w:r>
             <w:r>
               <w:rPr>
@@ -6069,7 +6066,7 @@
                 <w:color w:val="000000"/>
               </w:rPr>
               <w:drawing>
-                <wp:anchor distT="0" distB="0" distL="114300" distR="114300" simplePos="0" relativeHeight="251738112" behindDoc="1" locked="0" layoutInCell="1" allowOverlap="1" wp14:anchorId="22787630" wp14:editId="400BB472">
+                <wp:anchor distT="0" distB="0" distL="114300" distR="114300" simplePos="0" relativeHeight="251738112" behindDoc="1" locked="0" layoutInCell="1" allowOverlap="1" wp14:anchorId="22787630" wp14:editId="09E91FD3">
                   <wp:simplePos x="0" y="0"/>
                   <wp:positionH relativeFrom="column">
                     <wp:posOffset>77470</wp:posOffset>
@@ -6440,7 +6437,7 @@
                 <w:color w:val="000000"/>
               </w:rPr>
               <w:drawing>
-                <wp:anchor distT="0" distB="0" distL="114300" distR="114300" simplePos="0" relativeHeight="251739136" behindDoc="1" locked="0" layoutInCell="1" allowOverlap="1" wp14:anchorId="7055ECC5" wp14:editId="0FA82121">
+                <wp:anchor distT="0" distB="0" distL="114300" distR="114300" simplePos="0" relativeHeight="251739136" behindDoc="1" locked="0" layoutInCell="1" allowOverlap="1" wp14:anchorId="7055ECC5" wp14:editId="1E2198A1">
                   <wp:simplePos x="0" y="0"/>
                   <wp:positionH relativeFrom="column">
                     <wp:posOffset>76200</wp:posOffset>
@@ -7244,7 +7241,7 @@
                 <w:color w:val="000000"/>
               </w:rPr>
               <w:drawing>
-                <wp:anchor distT="0" distB="0" distL="114300" distR="114300" simplePos="0" relativeHeight="251741184" behindDoc="1" locked="0" layoutInCell="1" allowOverlap="1" wp14:anchorId="63206793" wp14:editId="677BB3A8">
+                <wp:anchor distT="0" distB="0" distL="114300" distR="114300" simplePos="0" relativeHeight="251741184" behindDoc="1" locked="0" layoutInCell="1" allowOverlap="1" wp14:anchorId="63206793" wp14:editId="147D1880">
                   <wp:simplePos x="0" y="0"/>
                   <wp:positionH relativeFrom="column">
                     <wp:posOffset>91440</wp:posOffset>
@@ -8238,18 +8235,15 @@
               <w:t>Electricity, cold water, hot water or gas metering is to be provided to each individual apartment.</w:t>
             </w:r>
             <w:bookmarkEnd w:id="63"/>
-            <w:r>
-              <w:rPr>
-                <w:szCs w:val="22"/>
-              </w:rPr>
-              <w:t xml:space="preserve"> </w:t>
-            </w:r>
-            <w:r>
-              <w:rPr>
-                <w:szCs w:val="22"/>
-              </w:rPr>
-              <w:br/>
-            </w:r>
+          </w:p>
+          <w:p>
+            <w:pPr>
+              <w:spacing w:before="0" w:after="0" w:line="240" w:lineRule="auto"/>
+              <w:jc w:val="both"/>
+              <w:rPr>
+                <w:szCs w:val="22"/>
+              </w:rPr>
+            </w:pPr>
             <w:r>
               <w:rPr>
                 <w:szCs w:val="22"/>
@@ -8674,7 +8668,7 @@
                 <w:color w:val="auto"/>
                 <w:szCs w:val="22"/>
               </w:rPr>
-              <w:t>100</w:t>
+              <w:t>[Blue Factor score]</w:t>
             </w:r>
             <w:r>
               <w:rPr>
@@ -8706,13 +8700,37 @@
               <w:rPr>
                 <w:szCs w:val="22"/>
               </w:rPr>
-              <w:t>Rainwater is to be collected from XX and directed into the</w:t>
-            </w:r>
-            <w:r>
-              <w:rPr>
-                <w:szCs w:val="22"/>
-              </w:rPr>
-              <w:t xml:space="preserve"> [XX]</w:t>
+              <w:t xml:space="preserve">Rainwater is to be collected from </w:t>
+            </w:r>
+            <w:r>
+              <w:rPr>
+                <w:szCs w:val="22"/>
+              </w:rPr>
+              <w:t>[collection area]</w:t>
+            </w:r>
+            <w:r>
+              <w:rPr>
+                <w:szCs w:val="22"/>
+              </w:rPr>
+              <w:t xml:space="preserve"> and directed into the</w:t>
+            </w:r>
+            <w:r>
+              <w:rPr>
+                <w:szCs w:val="22"/>
+              </w:rPr>
+              <w:t xml:space="preserve"> [</w:t>
+            </w:r>
+            <w:r>
+              <w:rPr>
+                <w:szCs w:val="22"/>
+              </w:rPr>
+              <w:t>rainwater tank size</w:t>
+            </w:r>
+            <w:r>
+              <w:rPr>
+                <w:szCs w:val="22"/>
+              </w:rPr>
+              <w:t>]</w:t>
             </w:r>
             <w:r>
               <w:rPr>
@@ -8734,7 +8752,19 @@
               <w:rPr>
                 <w:szCs w:val="22"/>
               </w:rPr>
-              <w:t>Rainwater is to be collected from XX and directed into a ≥XXm2, minimum 1,150mm deep raingarden with 300mm of extended detention.</w:t>
+              <w:t>Rainwater is to be collected from XX and directed into a ≥</w:t>
+            </w:r>
+            <w:r>
+              <w:rPr>
+                <w:szCs w:val="22"/>
+              </w:rPr>
+              <w:t>[raingarden area]</w:t>
+            </w:r>
+            <w:r>
+              <w:rPr>
+                <w:szCs w:val="22"/>
+              </w:rPr>
+              <w:t>m2, minimum 1,150mm deep raingarden with 300mm of extended detention.</w:t>
             </w:r>
           </w:p>
           <w:bookmarkEnd w:id="67"/>
@@ -8889,12 +8919,14 @@
                     <w:rPr>
                       <w:noProof/>
                       <w:szCs w:val="22"/>
+                      <w:lang w:val="fr-FR"/>
                     </w:rPr>
                   </w:pPr>
                   <w:r>
                     <w:rPr>
                       <w:noProof/>
                       <w:szCs w:val="22"/>
+                      <w:lang w:val="fr-FR"/>
                     </w:rPr>
                     <w:t xml:space="preserve">WELS </w:t>
                   </w:r>
@@ -8902,6 +8934,7 @@
                     <w:rPr>
                       <w:noProof/>
                       <w:szCs w:val="22"/>
+                      <w:lang w:val="fr-FR"/>
                     </w:rPr>
                     <w:t>[</w:t>
                   </w:r>
@@ -8909,13 +8942,15 @@
                     <w:rPr>
                       <w:noProof/>
                       <w:szCs w:val="22"/>
+                      <w:lang w:val="fr-FR"/>
                     </w:rPr>
-                    <w:t>4</w:t>
+                    <w:t>toilet WELS</w:t>
                   </w:r>
                   <w:r>
                     <w:rPr>
                       <w:noProof/>
                       <w:szCs w:val="22"/>
+                      <w:lang w:val="fr-FR"/>
                     </w:rPr>
                     <w:t>]</w:t>
                   </w:r>
@@ -8923,6 +8958,7 @@
                     <w:rPr>
                       <w:noProof/>
                       <w:szCs w:val="22"/>
+                      <w:lang w:val="fr-FR"/>
                     </w:rPr>
                     <w:t xml:space="preserve"> Star - Toilets</w:t>
                   </w:r>
@@ -8960,7 +8996,7 @@
                       <w:noProof/>
                       <w:szCs w:val="22"/>
                     </w:rPr>
-                    <w:t>5</w:t>
+                    <w:t>tap WELS</w:t>
                   </w:r>
                   <w:r>
                     <w:rPr>
@@ -9016,7 +9052,7 @@
                       <w:noProof/>
                       <w:szCs w:val="22"/>
                     </w:rPr>
-                    <w:t>4</w:t>
+                    <w:t>shower WELS</w:t>
                   </w:r>
                   <w:r>
                     <w:rPr>
@@ -9072,7 +9108,7 @@
                       <w:noProof/>
                       <w:szCs w:val="22"/>
                     </w:rPr>
-                    <w:t>5</w:t>
+                    <w:t>dishwasher WELS</w:t>
                   </w:r>
                   <w:r>
                     <w:rPr>
@@ -9484,7 +9520,7 @@
               <w:rPr>
                 <w:szCs w:val="22"/>
               </w:rPr>
-              <w:t>XX</w:t>
+              <w:t>rainwater tank size</w:t>
             </w:r>
             <w:r>
               <w:rPr>
@@ -9502,14 +9538,26 @@
               <w:rPr>
                 <w:szCs w:val="22"/>
               </w:rPr>
-              <w:t>litre rainwater tank will harvest rainwater from XXX</w:t>
+              <w:t xml:space="preserve">litre rainwater tank will harvest rainwater from </w:t>
+            </w:r>
+            <w:r>
+              <w:rPr>
+                <w:szCs w:val="22"/>
+              </w:rPr>
+              <w:t>[collection area]</w:t>
+            </w:r>
+            <w:r>
+              <w:rPr>
+                <w:szCs w:val="22"/>
+              </w:rPr>
+              <w:t xml:space="preserve">. </w:t>
             </w:r>
             <w:bookmarkEnd w:id="68"/>
             <w:r>
               <w:rPr>
                 <w:szCs w:val="22"/>
               </w:rPr>
-              <w:t xml:space="preserve">. This tank will be connected to XXX. </w:t>
+              <w:t xml:space="preserve">This tank will be connected to XXX. </w:t>
             </w:r>
           </w:p>
           <w:p>
@@ -9635,7 +9683,7 @@
                 <w:color w:val="auto"/>
                 <w:szCs w:val="22"/>
               </w:rPr>
-              <w:t xml:space="preserve">To ensure the efficient use of water and to reduce total operating potable water use through encouraging water efficient </w:t>
+              <w:t xml:space="preserve">To ensure the efficient use of water and to reduce total operating potable water use through </w:t>
             </w:r>
             <w:r>
               <w:rPr>
@@ -9643,7 +9691,7 @@
                 <w:szCs w:val="22"/>
               </w:rPr>
               <w:lastRenderedPageBreak/>
-              <w:t>landscape design.</w:t>
+              <w:t>encouraging water efficient landscape design.</w:t>
             </w:r>
           </w:p>
         </w:tc>
@@ -9671,7 +9719,6 @@
               <w:sdtPr>
                 <w:rPr>
                   <w:b/>
-                  <w:szCs w:val="22"/>
                 </w:rPr>
                 <w:alias w:val="Irrigation"/>
                 <w:tag w:val="Irrigation"/>
@@ -10133,7 +10180,7 @@
               <w:rPr>
                 <w:szCs w:val="22"/>
               </w:rPr>
-              <w:t>XX</w:t>
+              <w:t>average star rating</w:t>
             </w:r>
             <w:r>
               <w:rPr>
@@ -10567,7 +10614,19 @@
               <w:rPr>
                 <w:szCs w:val="22"/>
               </w:rPr>
-              <w:t>[XX]</w:t>
+              <w:t>[</w:t>
+            </w:r>
+            <w:r>
+              <w:rPr>
+                <w:szCs w:val="22"/>
+              </w:rPr>
+              <w:t>Hot water</w:t>
+            </w:r>
+            <w:r>
+              <w:rPr>
+                <w:szCs w:val="22"/>
+              </w:rPr>
+              <w:t>]</w:t>
             </w:r>
           </w:p>
         </w:tc>
@@ -11103,7 +11162,7 @@
                 <w:color w:val="auto"/>
                 <w:szCs w:val="22"/>
               </w:rPr>
-              <w:t>XX</w:t>
+              <w:t>Solar PV</w:t>
             </w:r>
             <w:r>
               <w:rPr>
@@ -11139,7 +11198,7 @@
                 <w:color w:val="auto"/>
                 <w:szCs w:val="22"/>
               </w:rPr>
-              <w:t>XX</w:t>
+              <w:t>Solar PV output</w:t>
             </w:r>
             <w:r>
               <w:rPr>
@@ -11635,7 +11694,7 @@
                       <w:rFonts w:eastAsia="SimSun" w:cs="Calibri"/>
                       <w:color w:val="000000"/>
                     </w:rPr>
-                    <w:t>XX</w:t>
+                    <w:t>daylight living</w:t>
                   </w:r>
                   <w:r>
                     <w:rPr>
@@ -11730,7 +11789,7 @@
                       <w:rFonts w:eastAsia="SimSun" w:cs="Calibri"/>
                       <w:color w:val="000000"/>
                     </w:rPr>
-                    <w:t>XX</w:t>
+                    <w:t>daylight bedrooms</w:t>
                   </w:r>
                   <w:r>
                     <w:rPr>
@@ -12033,7 +12092,13 @@
               <w:rPr>
                 <w:szCs w:val="22"/>
               </w:rPr>
-              <w:t>XX% (XX out of XX)</w:t>
+              <w:t>winter sunlight</w:t>
+            </w:r>
+            <w:r>
+              <w:rPr>
+                <w:szCs w:val="22"/>
+              </w:rPr>
+              <w:t>% (XX out of XX)</w:t>
             </w:r>
             <w:r>
               <w:rPr>
@@ -12169,6 +12234,7 @@
                 <w:color w:val="00602B" w:themeColor="text2"/>
                 <w:szCs w:val="22"/>
               </w:rPr>
+              <w:lastRenderedPageBreak/>
               <w:t>Effective Natural Ventilation</w:t>
             </w:r>
           </w:p>
@@ -12192,14 +12258,7 @@
               <w:rPr>
                 <w:szCs w:val="22"/>
               </w:rPr>
-              <w:t xml:space="preserve">To provide fresh air and passive </w:t>
-            </w:r>
-            <w:r>
-              <w:rPr>
-                <w:szCs w:val="22"/>
-              </w:rPr>
-              <w:lastRenderedPageBreak/>
-              <w:t>cooling opportunities.</w:t>
+              <w:t>To provide fresh air and passive cooling opportunities.</w:t>
             </w:r>
           </w:p>
         </w:tc>
@@ -12225,14 +12284,19 @@
               <w:rPr>
                 <w:szCs w:val="22"/>
               </w:rPr>
-              <w:lastRenderedPageBreak/>
               <w:t>[</w:t>
             </w:r>
             <w:r>
               <w:rPr>
                 <w:szCs w:val="22"/>
               </w:rPr>
-              <w:t xml:space="preserve">XX% </w:t>
+              <w:t>natural ventilation</w:t>
+            </w:r>
+            <w:r>
+              <w:rPr>
+                <w:szCs w:val="22"/>
+              </w:rPr>
+              <w:t xml:space="preserve">% </w:t>
             </w:r>
             <w:bookmarkEnd w:id="83"/>
             <w:r>
@@ -12251,14 +12315,7 @@
               <w:rPr>
                 <w:szCs w:val="22"/>
               </w:rPr>
-              <w:t xml:space="preserve"> of the development’s apartments are naturally cross-ventilated. Apartments are provided with </w:t>
-            </w:r>
-            <w:r>
-              <w:rPr>
-                <w:szCs w:val="22"/>
-              </w:rPr>
-              <w:lastRenderedPageBreak/>
-              <w:t>windows on opposite or adjacent facades or are effective single sided ventilated.</w:t>
+              <w:t xml:space="preserve"> of the development’s apartments are naturally cross-ventilated. Apartments are provided with windows on opposite or adjacent facades or are effective single sided ventilated.</w:t>
             </w:r>
             <w:bookmarkEnd w:id="84"/>
           </w:p>
@@ -12336,7 +12393,6 @@
                 <w:color w:val="00602B" w:themeColor="text2"/>
                 <w:szCs w:val="22"/>
               </w:rPr>
-              <w:lastRenderedPageBreak/>
               <w:t>Thermal Comfort</w:t>
             </w:r>
           </w:p>
@@ -12407,34 +12463,7 @@
               <w:rPr>
                 <w:szCs w:val="22"/>
               </w:rPr>
-              <w:t>XXX</w:t>
-            </w:r>
-            <w:r>
-              <w:rPr>
-                <w:szCs w:val="22"/>
-              </w:rPr>
-              <w:t>.</w:t>
-            </w:r>
-            <w:r>
-              <w:rPr>
-                <w:szCs w:val="22"/>
-              </w:rPr>
-              <w:t xml:space="preserve"> </w:t>
-            </w:r>
-          </w:p>
-          <w:p>
-            <w:pPr>
-              <w:pStyle w:val="ListBullet"/>
-              <w:jc w:val="both"/>
-              <w:rPr>
-                <w:szCs w:val="22"/>
-              </w:rPr>
-            </w:pPr>
-            <w:r>
-              <w:rPr>
-                <w:szCs w:val="22"/>
-              </w:rPr>
-              <w:t>XXX.</w:t>
+              <w:t>[Shading]</w:t>
             </w:r>
           </w:p>
         </w:tc>
@@ -12709,7 +12738,7 @@
               <w:rPr>
                 <w:szCs w:val="22"/>
               </w:rPr>
-              <w:t>XX</w:t>
+              <w:t>residential bikes</w:t>
             </w:r>
             <w:r>
               <w:rPr>
@@ -12763,7 +12792,7 @@
               <w:rPr>
                 <w:szCs w:val="22"/>
               </w:rPr>
-              <w:t>XX</w:t>
+              <w:t>residential visitor bikes</w:t>
             </w:r>
             <w:r>
               <w:rPr>
@@ -13127,7 +13156,19 @@
               <w:rPr>
                 <w:szCs w:val="22"/>
               </w:rPr>
-              <w:t>[XX]</w:t>
+              <w:t>[</w:t>
+            </w:r>
+            <w:r>
+              <w:rPr>
+                <w:szCs w:val="22"/>
+              </w:rPr>
+              <w:t>motorbikes</w:t>
+            </w:r>
+            <w:r>
+              <w:rPr>
+                <w:szCs w:val="22"/>
+              </w:rPr>
+              <w:t>]</w:t>
             </w:r>
             <w:r>
               <w:rPr>
@@ -14809,13 +14850,7 @@
               <w:rPr>
                 <w:szCs w:val="22"/>
               </w:rPr>
-              <w:t>[</w:t>
-            </w:r>
-            <w:r>
-              <w:rPr>
-                <w:szCs w:val="22"/>
-              </w:rPr>
-              <w:t>XX</w:t>
+              <w:t>[communal area</w:t>
             </w:r>
             <w:r>
               <w:rPr>
@@ -15013,7 +15048,7 @@
               <w:rPr>
                 <w:szCs w:val="22"/>
               </w:rPr>
-              <w:t>XX</w:t>
+              <w:t>vegetation</w:t>
             </w:r>
             <w:r>
               <w:rPr>
@@ -15313,7 +15348,7 @@
               <w:rPr>
                 <w:szCs w:val="22"/>
               </w:rPr>
-              <w:t>XX</w:t>
+              <w:t>food production area</w:t>
             </w:r>
             <w:r>
               <w:rPr>
@@ -16222,10 +16257,16 @@
         <w:fldChar w:fldCharType="separate"/>
       </w:r>
       <w:r>
-        <w:t>Rainwater is to be collected from XX and directed into the</w:t>
+        <w:t xml:space="preserve">Rainwater is to be collected from </w:t>
       </w:r>
       <w:r>
-        <w:t xml:space="preserve"> [XX]</w:t>
+        <w:t>[collection area]</w:t>
+      </w:r>
+      <w:r>
+        <w:t xml:space="preserve"> and directed into the</w:t>
+      </w:r>
+      <w:r>
+        <w:t xml:space="preserve"> [rainwater tank size]</w:t>
       </w:r>
       <w:r>
         <w:t xml:space="preserve"> litre rainwater tank. XX WC’s are to be connected to the rainwater tank.</w:t>
@@ -16238,7 +16279,13 @@
         <w:jc w:val="both"/>
       </w:pPr>
       <w:r>
-        <w:t>Rainwater is to be collected from XX and directed into a ≥XXm2, minimum 1,150mm deep raingarden with 300mm of extended detention.</w:t>
+        <w:t>Rainwater is to be collected from XX and directed into a ≥</w:t>
+      </w:r>
+      <w:r>
+        <w:t>[raingarden area]</w:t>
+      </w:r>
+      <w:r>
+        <w:t>m2, minimum 1,150mm deep raingarden with 300mm of extended detention.</w:t>
       </w:r>
     </w:p>
     <w:p>
@@ -16347,7 +16394,7 @@
         <w:rPr>
           <w:highlight w:val="yellow"/>
         </w:rPr>
-        <w:t>XX</w:t>
+        <w:t>rainwater tank size</w:t>
       </w:r>
       <w:r>
         <w:rPr>
@@ -16585,7 +16632,19 @@
         <w:rPr>
           <w:highlight w:val="yellow"/>
         </w:rPr>
-        <w:t>a ≥XXm</w:t>
+        <w:t>a ≥</w:t>
+      </w:r>
+      <w:r>
+        <w:rPr>
+          <w:highlight w:val="yellow"/>
+        </w:rPr>
+        <w:t>[raingarden size]</w:t>
+      </w:r>
+      <w:r>
+        <w:rPr>
+          <w:highlight w:val="yellow"/>
+        </w:rPr>
+        <w:t>m</w:t>
       </w:r>
       <w:r>
         <w:rPr>
@@ -31574,6 +31633,7 @@
     <w:pitch w:val="default"/>
   </w:font>
   <w:font w:name="Roboto">
+    <w:altName w:val="Arial"/>
     <w:panose1 w:val="02000000000000000000"/>
     <w:charset w:val="00"/>
     <w:family w:val="auto"/>
@@ -31973,6 +32033,7 @@
     <w:rsid w:val="000237AA"/>
     <w:rsid w:val="0002752B"/>
     <w:rsid w:val="00031B72"/>
+    <w:rsid w:val="00051823"/>
     <w:rsid w:val="00053284"/>
     <w:rsid w:val="00072C70"/>
     <w:rsid w:val="00076F93"/>
@@ -31995,6 +32056,7 @@
     <w:rsid w:val="0024754E"/>
     <w:rsid w:val="002476EF"/>
     <w:rsid w:val="00280C54"/>
+    <w:rsid w:val="002870BB"/>
     <w:rsid w:val="00291252"/>
     <w:rsid w:val="002A4853"/>
     <w:rsid w:val="002D0D3A"/>
@@ -32066,6 +32128,7 @@
     <w:rsid w:val="008F56B5"/>
     <w:rsid w:val="00910B2C"/>
     <w:rsid w:val="00916303"/>
+    <w:rsid w:val="00931B77"/>
     <w:rsid w:val="0095765B"/>
     <w:rsid w:val="0096582F"/>
     <w:rsid w:val="00975BDB"/>

--- a/server/templates/Date-GIWREF-Address-SMP-Multi Apt-2022-A.docx
+++ b/server/templates/Date-GIWREF-Address-SMP-Multi Apt-2022-A.docx
@@ -1761,11 +1761,11 @@
         <w:br w:type="page"/>
       </w:r>
     </w:p>
-    <w:bookmarkStart w:id="19" w:name="_Toc232515654" w:displacedByCustomXml="next"/>
-    <w:bookmarkStart w:id="20" w:name="_Toc209555290" w:displacedByCustomXml="next"/>
+    <w:bookmarkStart w:id="19" w:name="_Toc209592307" w:displacedByCustomXml="next"/>
+    <w:bookmarkStart w:id="20" w:name="_Toc209557015" w:displacedByCustomXml="next"/>
     <w:bookmarkStart w:id="21" w:name="_Toc209555543" w:displacedByCustomXml="next"/>
-    <w:bookmarkStart w:id="22" w:name="_Toc209557015" w:displacedByCustomXml="next"/>
-    <w:bookmarkStart w:id="23" w:name="_Toc209592307" w:displacedByCustomXml="next"/>
+    <w:bookmarkStart w:id="22" w:name="_Toc209555290" w:displacedByCustomXml="next"/>
+    <w:bookmarkStart w:id="23" w:name="_Toc232515654" w:displacedByCustomXml="next"/>
     <w:sdt>
       <w:sdtPr>
         <w:rPr>
@@ -6066,7 +6066,7 @@
                 <w:color w:val="000000"/>
               </w:rPr>
               <w:drawing>
-                <wp:anchor distT="0" distB="0" distL="114300" distR="114300" simplePos="0" relativeHeight="251738112" behindDoc="1" locked="0" layoutInCell="1" allowOverlap="1" wp14:anchorId="22787630" wp14:editId="09E91FD3">
+                <wp:anchor distT="0" distB="0" distL="114300" distR="114300" simplePos="0" relativeHeight="251738112" behindDoc="1" locked="0" layoutInCell="1" allowOverlap="1" wp14:anchorId="22787630" wp14:editId="06CF746D">
                   <wp:simplePos x="0" y="0"/>
                   <wp:positionH relativeFrom="column">
                     <wp:posOffset>77470</wp:posOffset>
@@ -6437,7 +6437,7 @@
                 <w:color w:val="000000"/>
               </w:rPr>
               <w:drawing>
-                <wp:anchor distT="0" distB="0" distL="114300" distR="114300" simplePos="0" relativeHeight="251739136" behindDoc="1" locked="0" layoutInCell="1" allowOverlap="1" wp14:anchorId="7055ECC5" wp14:editId="1E2198A1">
+                <wp:anchor distT="0" distB="0" distL="114300" distR="114300" simplePos="0" relativeHeight="251739136" behindDoc="1" locked="0" layoutInCell="1" allowOverlap="1" wp14:anchorId="7055ECC5" wp14:editId="1721CD58">
                   <wp:simplePos x="0" y="0"/>
                   <wp:positionH relativeFrom="column">
                     <wp:posOffset>76200</wp:posOffset>
@@ -7241,7 +7241,7 @@
                 <w:color w:val="000000"/>
               </w:rPr>
               <w:drawing>
-                <wp:anchor distT="0" distB="0" distL="114300" distR="114300" simplePos="0" relativeHeight="251741184" behindDoc="1" locked="0" layoutInCell="1" allowOverlap="1" wp14:anchorId="63206793" wp14:editId="147D1880">
+                <wp:anchor distT="0" distB="0" distL="114300" distR="114300" simplePos="0" relativeHeight="251741184" behindDoc="1" locked="0" layoutInCell="1" allowOverlap="1" wp14:anchorId="63206793" wp14:editId="470B49FA">
                   <wp:simplePos x="0" y="0"/>
                   <wp:positionH relativeFrom="column">
                     <wp:posOffset>91440</wp:posOffset>
@@ -8227,14 +8227,9 @@
                 <w:szCs w:val="22"/>
               </w:rPr>
             </w:pPr>
-            <w:bookmarkStart w:id="63" w:name="Metering"/>
-            <w:r>
-              <w:rPr>
-                <w:szCs w:val="22"/>
-              </w:rPr>
-              <w:t>Electricity, cold water, hot water or gas metering is to be provided to each individual apartment.</w:t>
-            </w:r>
-            <w:bookmarkEnd w:id="63"/>
+            <w:r>
+              <w:t>Electricity and cold water metering is to be provided to each individual apartment.</w:t>
+            </w:r>
           </w:p>
           <w:p>
             <w:pPr>
@@ -8368,7 +8363,7 @@
       </w:tr>
     </w:tbl>
     <w:p>
-      <w:bookmarkStart w:id="64" w:name="_Toc46738705"/>
+      <w:bookmarkStart w:id="63" w:name="_Toc46738705"/>
     </w:p>
     <w:p>
       <w:pPr>
@@ -8394,13 +8389,13 @@
           <w:kern w:val="32"/>
         </w:rPr>
       </w:pPr>
-      <w:bookmarkStart w:id="65" w:name="_Toc232515665"/>
+      <w:bookmarkStart w:id="64" w:name="_Toc232515665"/>
       <w:r>
         <w:lastRenderedPageBreak/>
         <w:t>Integrated Water Management</w:t>
       </w:r>
+      <w:bookmarkEnd w:id="63"/>
       <w:bookmarkEnd w:id="64"/>
-      <w:bookmarkEnd w:id="65"/>
     </w:p>
     <w:p>
       <w:pPr>
@@ -8655,7 +8650,7 @@
                 <w:szCs w:val="22"/>
               </w:rPr>
             </w:pPr>
-            <w:bookmarkStart w:id="66" w:name="BlueFactor"/>
+            <w:bookmarkStart w:id="65" w:name="BlueFactor"/>
             <w:r>
               <w:rPr>
                 <w:color w:val="auto"/>
@@ -8677,7 +8672,7 @@
               </w:rPr>
               <w:t>% is achieved</w:t>
             </w:r>
-            <w:bookmarkEnd w:id="66"/>
+            <w:bookmarkEnd w:id="65"/>
             <w:r>
               <w:rPr>
                 <w:color w:val="auto"/>
@@ -8695,7 +8690,7 @@
                 <w:szCs w:val="22"/>
               </w:rPr>
             </w:pPr>
-            <w:bookmarkStart w:id="67" w:name="WSUD_Strat"/>
+            <w:bookmarkStart w:id="66" w:name="WSUD_Strat"/>
             <w:r>
               <w:rPr>
                 <w:szCs w:val="22"/>
@@ -8707,6 +8702,12 @@
                 <w:szCs w:val="22"/>
               </w:rPr>
               <w:t>[collection area]</w:t>
+            </w:r>
+            <w:r>
+              <w:rPr>
+                <w:szCs w:val="22"/>
+              </w:rPr>
+              <w:t>m2</w:t>
             </w:r>
             <w:r>
               <w:rPr>
@@ -8767,7 +8768,7 @@
               <w:t>m2, minimum 1,150mm deep raingarden with 300mm of extended detention.</w:t>
             </w:r>
           </w:p>
-          <w:bookmarkEnd w:id="67"/>
+          <w:bookmarkEnd w:id="66"/>
           <w:p>
             <w:pPr>
               <w:spacing w:before="0" w:after="0" w:line="240" w:lineRule="auto"/>
@@ -9497,7 +9498,7 @@
                 <w:szCs w:val="22"/>
               </w:rPr>
             </w:pPr>
-            <w:bookmarkStart w:id="68" w:name="Rainwater_tank"/>
+            <w:bookmarkStart w:id="67" w:name="Rainwater_tank"/>
             <w:r>
               <w:rPr>
                 <w:szCs w:val="22"/>
@@ -9550,9 +9551,15 @@
               <w:rPr>
                 <w:szCs w:val="22"/>
               </w:rPr>
+              <w:t>m2</w:t>
+            </w:r>
+            <w:r>
+              <w:rPr>
+                <w:szCs w:val="22"/>
+              </w:rPr>
               <w:t xml:space="preserve">. </w:t>
             </w:r>
-            <w:bookmarkEnd w:id="68"/>
+            <w:bookmarkEnd w:id="67"/>
             <w:r>
               <w:rPr>
                 <w:szCs w:val="22"/>
@@ -9695,7 +9702,7 @@
             </w:r>
           </w:p>
         </w:tc>
-        <w:bookmarkStart w:id="69" w:name="Landscaping"/>
+        <w:bookmarkStart w:id="68" w:name="Landscaping"/>
         <w:tc>
           <w:tcPr>
             <w:tcW w:w="6236" w:type="dxa"/>
@@ -9743,7 +9750,7 @@
                 </w:r>
               </w:sdtContent>
             </w:sdt>
-            <w:bookmarkEnd w:id="69"/>
+            <w:bookmarkEnd w:id="68"/>
           </w:p>
         </w:tc>
       </w:tr>
@@ -9899,7 +9906,7 @@
       </w:tr>
     </w:tbl>
     <w:p>
-      <w:bookmarkStart w:id="70" w:name="_Toc46738706"/>
+      <w:bookmarkStart w:id="69" w:name="_Toc46738706"/>
     </w:p>
     <w:p>
       <w:pPr>
@@ -9913,7 +9920,7 @@
       <w:pPr>
         <w:pStyle w:val="Heading2"/>
       </w:pPr>
-      <w:bookmarkStart w:id="71" w:name="_Toc232515666"/>
+      <w:bookmarkStart w:id="70" w:name="_Toc232515666"/>
       <w:r>
         <w:lastRenderedPageBreak/>
         <w:t xml:space="preserve">Operational </w:t>
@@ -9921,8 +9928,8 @@
       <w:r>
         <w:t>Energy</w:t>
       </w:r>
+      <w:bookmarkEnd w:id="69"/>
       <w:bookmarkEnd w:id="70"/>
-      <w:bookmarkEnd w:id="71"/>
     </w:p>
     <w:p>
       <w:pPr>
@@ -10169,7 +10176,7 @@
               </w:rPr>
               <w:t xml:space="preserve">The National Construction Code (NCC) Class 2 – Sole Occupancy Unit(s) residential building component is to be designed in accordance with NCC Section J (2022) NatHERS requirements. The residential units must achieve an average </w:t>
             </w:r>
-            <w:bookmarkStart w:id="72" w:name="FR_target"/>
+            <w:bookmarkStart w:id="71" w:name="FR_target"/>
             <w:r>
               <w:rPr>
                 <w:szCs w:val="22"/>
@@ -10194,7 +10201,7 @@
               </w:rPr>
               <w:t xml:space="preserve"> Star</w:t>
             </w:r>
-            <w:bookmarkEnd w:id="72"/>
+            <w:bookmarkEnd w:id="71"/>
             <w:r>
               <w:rPr>
                 <w:szCs w:val="22"/>
@@ -10602,14 +10609,14 @@
                 <w:szCs w:val="22"/>
               </w:rPr>
             </w:pPr>
-            <w:bookmarkStart w:id="73" w:name="Hot_Water"/>
+            <w:bookmarkStart w:id="72" w:name="Hot_Water"/>
             <w:r>
               <w:rPr>
                 <w:szCs w:val="22"/>
               </w:rPr>
               <w:t xml:space="preserve">The development is to utilise </w:t>
             </w:r>
-            <w:bookmarkEnd w:id="73"/>
+            <w:bookmarkEnd w:id="72"/>
             <w:r>
               <w:rPr>
                 <w:szCs w:val="22"/>
@@ -11048,14 +11055,14 @@
                 <w:szCs w:val="22"/>
               </w:rPr>
             </w:pPr>
-            <w:bookmarkStart w:id="74" w:name="Motion_detectors"/>
+            <w:bookmarkStart w:id="73" w:name="Motion_detectors"/>
             <w:r>
               <w:rPr>
                 <w:szCs w:val="22"/>
               </w:rPr>
               <w:t xml:space="preserve">All common area, external and carpark lighting is to be controlled with daylight, motion sensors or timers (whichever is deemed appropriate). </w:t>
             </w:r>
-            <w:bookmarkEnd w:id="74"/>
+            <w:bookmarkEnd w:id="73"/>
           </w:p>
         </w:tc>
       </w:tr>
@@ -11142,7 +11149,7 @@
                 <w:szCs w:val="22"/>
               </w:rPr>
             </w:pPr>
-            <w:bookmarkStart w:id="75" w:name="PV"/>
+            <w:bookmarkStart w:id="74" w:name="PV"/>
             <w:r>
               <w:rPr>
                 <w:color w:val="auto"/>
@@ -11176,9 +11183,9 @@
                 <w:color w:val="auto"/>
                 <w:szCs w:val="22"/>
               </w:rPr>
-              <w:t>kW Solar PV system is to be located on the roof</w:t>
-            </w:r>
-            <w:bookmarkEnd w:id="75"/>
+              <w:t xml:space="preserve"> Solar PV system is to be located on the roof</w:t>
+            </w:r>
+            <w:bookmarkEnd w:id="74"/>
             <w:r>
               <w:rPr>
                 <w:color w:val="auto"/>
@@ -11291,7 +11298,7 @@
       </w:tr>
     </w:tbl>
     <w:p>
-      <w:bookmarkStart w:id="76" w:name="_Toc46738707"/>
+      <w:bookmarkStart w:id="75" w:name="_Toc46738707"/>
     </w:p>
     <w:p>
       <w:pPr>
@@ -11305,17 +11312,17 @@
       <w:pPr>
         <w:pStyle w:val="Heading2"/>
       </w:pPr>
-      <w:bookmarkStart w:id="77" w:name="_Toc46738708"/>
-      <w:bookmarkStart w:id="78" w:name="_Toc232515667"/>
-      <w:bookmarkEnd w:id="76"/>
+      <w:bookmarkStart w:id="76" w:name="_Toc46738708"/>
+      <w:bookmarkStart w:id="77" w:name="_Toc232515667"/>
+      <w:bookmarkEnd w:id="75"/>
       <w:r>
         <w:lastRenderedPageBreak/>
         <w:t>Indoor Environment Quality</w:t>
       </w:r>
       <w:bookmarkEnd w:id="61"/>
       <w:bookmarkEnd w:id="62"/>
+      <w:bookmarkEnd w:id="76"/>
       <w:bookmarkEnd w:id="77"/>
-      <w:bookmarkEnd w:id="78"/>
     </w:p>
     <w:p>
       <w:pPr>
@@ -11396,7 +11403,7 @@
                 <w:szCs w:val="22"/>
               </w:rPr>
             </w:pPr>
-            <w:bookmarkStart w:id="79" w:name="_Toc461726280"/>
+            <w:bookmarkStart w:id="78" w:name="_Toc461726280"/>
             <w:r>
               <w:rPr>
                 <w:rFonts w:ascii="Roboto" w:hAnsi="Roboto"/>
@@ -11544,7 +11551,7 @@
                 <w:szCs w:val="22"/>
               </w:rPr>
             </w:pPr>
-            <w:bookmarkStart w:id="80" w:name="Daylight_modelling"/>
+            <w:bookmarkStart w:id="79" w:name="Daylight_modelling"/>
             <w:r>
               <w:rPr>
                 <w:szCs w:val="22"/>
@@ -11558,7 +11565,7 @@
               </w:rPr>
               <w:t xml:space="preserve"> </w:t>
             </w:r>
-            <w:bookmarkEnd w:id="80"/>
+            <w:bookmarkEnd w:id="79"/>
             <w:r>
               <w:rPr>
                 <w:szCs w:val="22"/>
@@ -11916,14 +11923,14 @@
               </w:rPr>
               <w:t xml:space="preserve"> </w:t>
             </w:r>
-            <w:bookmarkStart w:id="81" w:name="DTS"/>
+            <w:bookmarkStart w:id="80" w:name="DTS"/>
             <w:r>
               <w:rPr>
                 <w:szCs w:val="22"/>
               </w:rPr>
               <w:t>The majority of the development complies with the Deemed-to-Satisfy method for IEQ prescribed by BESS.</w:t>
             </w:r>
-            <w:bookmarkEnd w:id="81"/>
+            <w:bookmarkEnd w:id="80"/>
             <w:r>
               <w:rPr>
                 <w:szCs w:val="22"/>
@@ -12081,7 +12088,7 @@
                 <w:szCs w:val="22"/>
               </w:rPr>
             </w:pPr>
-            <w:bookmarkStart w:id="82" w:name="Sunlight"/>
+            <w:bookmarkStart w:id="81" w:name="Sunlight"/>
             <w:r>
               <w:rPr>
                 <w:szCs w:val="22"/>
@@ -12112,7 +12119,7 @@
               </w:rPr>
               <w:t xml:space="preserve"> of apartments achieve at least 3 hours of sunlight.</w:t>
             </w:r>
-            <w:bookmarkEnd w:id="82"/>
+            <w:bookmarkEnd w:id="81"/>
           </w:p>
         </w:tc>
       </w:tr>
@@ -12278,8 +12285,8 @@
                 <w:szCs w:val="22"/>
               </w:rPr>
             </w:pPr>
-            <w:bookmarkStart w:id="83" w:name="Nat_Vent"/>
-            <w:bookmarkStart w:id="84" w:name="Lighting"/>
+            <w:bookmarkStart w:id="82" w:name="Nat_Vent"/>
+            <w:bookmarkStart w:id="83" w:name="Lighting"/>
             <w:r>
               <w:rPr>
                 <w:szCs w:val="22"/>
@@ -12298,26 +12305,26 @@
               </w:rPr>
               <w:t xml:space="preserve">% </w:t>
             </w:r>
+            <w:bookmarkEnd w:id="82"/>
+            <w:r>
+              <w:rPr>
+                <w:szCs w:val="22"/>
+              </w:rPr>
+              <w:t>(XX out of XX)</w:t>
+            </w:r>
+            <w:r>
+              <w:rPr>
+                <w:szCs w:val="22"/>
+              </w:rPr>
+              <w:t>]</w:t>
+            </w:r>
+            <w:r>
+              <w:rPr>
+                <w:szCs w:val="22"/>
+              </w:rPr>
+              <w:t xml:space="preserve"> of the development’s apartments are naturally cross-ventilated. Apartments are provided with windows on opposite or adjacent facades or are effective single sided ventilated.</w:t>
+            </w:r>
             <w:bookmarkEnd w:id="83"/>
-            <w:r>
-              <w:rPr>
-                <w:szCs w:val="22"/>
-              </w:rPr>
-              <w:t>(XX out of XX)</w:t>
-            </w:r>
-            <w:r>
-              <w:rPr>
-                <w:szCs w:val="22"/>
-              </w:rPr>
-              <w:t>]</w:t>
-            </w:r>
-            <w:r>
-              <w:rPr>
-                <w:szCs w:val="22"/>
-              </w:rPr>
-              <w:t xml:space="preserve"> of the development’s apartments are naturally cross-ventilated. Apartments are provided with windows on opposite or adjacent facades or are effective single sided ventilated.</w:t>
-            </w:r>
-            <w:bookmarkEnd w:id="84"/>
           </w:p>
           <w:p>
             <w:pPr>
@@ -12430,14 +12437,14 @@
                 <w:szCs w:val="22"/>
               </w:rPr>
             </w:pPr>
-            <w:bookmarkStart w:id="85" w:name="Shading"/>
+            <w:bookmarkStart w:id="84" w:name="Shading"/>
             <w:r>
               <w:rPr>
                 <w:szCs w:val="22"/>
               </w:rPr>
               <w:t>The development is provided with a comprehensive shading strategy</w:t>
             </w:r>
-            <w:bookmarkEnd w:id="85"/>
+            <w:bookmarkEnd w:id="84"/>
             <w:r>
               <w:rPr>
                 <w:szCs w:val="22"/>
@@ -12482,19 +12489,19 @@
       <w:pPr>
         <w:pStyle w:val="Heading2"/>
       </w:pPr>
-      <w:bookmarkStart w:id="86" w:name="_Toc461726283"/>
-      <w:bookmarkStart w:id="87" w:name="_Toc462823801"/>
-      <w:bookmarkStart w:id="88" w:name="_Toc46738709"/>
-      <w:bookmarkStart w:id="89" w:name="_Toc232515668"/>
-      <w:bookmarkEnd w:id="79"/>
+      <w:bookmarkStart w:id="85" w:name="_Toc461726283"/>
+      <w:bookmarkStart w:id="86" w:name="_Toc462823801"/>
+      <w:bookmarkStart w:id="87" w:name="_Toc46738709"/>
+      <w:bookmarkStart w:id="88" w:name="_Toc232515668"/>
+      <w:bookmarkEnd w:id="78"/>
       <w:r>
         <w:lastRenderedPageBreak/>
         <w:t>Transport</w:t>
       </w:r>
+      <w:bookmarkEnd w:id="85"/>
       <w:bookmarkEnd w:id="86"/>
       <w:bookmarkEnd w:id="87"/>
       <w:bookmarkEnd w:id="88"/>
-      <w:bookmarkEnd w:id="89"/>
     </w:p>
     <w:p>
       <w:pPr>
@@ -12727,7 +12734,7 @@
                 <w:szCs w:val="22"/>
               </w:rPr>
             </w:pPr>
-            <w:bookmarkStart w:id="90" w:name="Bicycles"/>
+            <w:bookmarkStart w:id="89" w:name="Bicycles"/>
             <w:r>
               <w:rPr>
                 <w:szCs w:val="22"/>
@@ -12752,61 +12759,61 @@
               </w:rPr>
               <w:t xml:space="preserve"> bicycle spaces are to be provided for residents.</w:t>
             </w:r>
+            <w:bookmarkEnd w:id="89"/>
+            <w:r>
+              <w:rPr>
+                <w:szCs w:val="22"/>
+              </w:rPr>
+              <w:t xml:space="preserve"> This will provide a ratio of approximately 1 resident bicycle space for every apartment.</w:t>
+            </w:r>
+          </w:p>
+          <w:p>
+            <w:pPr>
+              <w:spacing w:before="0" w:after="0"/>
+              <w:rPr>
+                <w:szCs w:val="22"/>
+              </w:rPr>
+            </w:pPr>
+          </w:p>
+          <w:p>
+            <w:pPr>
+              <w:spacing w:before="0" w:after="0"/>
+              <w:rPr>
+                <w:szCs w:val="22"/>
+              </w:rPr>
+            </w:pPr>
+            <w:r>
+              <w:rPr>
+                <w:szCs w:val="22"/>
+              </w:rPr>
+              <w:t xml:space="preserve"> </w:t>
+            </w:r>
+            <w:bookmarkStart w:id="90" w:name="OLE_LINK9"/>
+            <w:r>
+              <w:rPr>
+                <w:szCs w:val="22"/>
+              </w:rPr>
+              <w:t>[</w:t>
+            </w:r>
+            <w:r>
+              <w:rPr>
+                <w:szCs w:val="22"/>
+              </w:rPr>
+              <w:t>residential visitor bikes</w:t>
+            </w:r>
+            <w:r>
+              <w:rPr>
+                <w:szCs w:val="22"/>
+              </w:rPr>
+              <w:t>]</w:t>
+            </w:r>
+            <w:r>
+              <w:rPr>
+                <w:szCs w:val="22"/>
+              </w:rPr>
+              <w:t xml:space="preserve"> bicycle spaces are to be provided for residential visitors.</w:t>
+            </w:r>
             <w:bookmarkEnd w:id="90"/>
-            <w:r>
-              <w:rPr>
-                <w:szCs w:val="22"/>
-              </w:rPr>
-              <w:t xml:space="preserve"> This will provide a ratio of approximately 1 resident bicycle space for every apartment.</w:t>
-            </w:r>
-          </w:p>
-          <w:p>
-            <w:pPr>
-              <w:spacing w:before="0" w:after="0"/>
-              <w:rPr>
-                <w:szCs w:val="22"/>
-              </w:rPr>
-            </w:pPr>
-          </w:p>
-          <w:p>
-            <w:pPr>
-              <w:spacing w:before="0" w:after="0"/>
-              <w:rPr>
-                <w:szCs w:val="22"/>
-              </w:rPr>
-            </w:pPr>
-            <w:r>
-              <w:rPr>
-                <w:szCs w:val="22"/>
-              </w:rPr>
-              <w:t xml:space="preserve"> </w:t>
-            </w:r>
-            <w:bookmarkStart w:id="91" w:name="OLE_LINK9"/>
-            <w:r>
-              <w:rPr>
-                <w:szCs w:val="22"/>
-              </w:rPr>
-              <w:t>[</w:t>
-            </w:r>
-            <w:r>
-              <w:rPr>
-                <w:szCs w:val="22"/>
-              </w:rPr>
-              <w:t>residential visitor bikes</w:t>
-            </w:r>
-            <w:r>
-              <w:rPr>
-                <w:szCs w:val="22"/>
-              </w:rPr>
-              <w:t>]</w:t>
-            </w:r>
-            <w:r>
-              <w:rPr>
-                <w:szCs w:val="22"/>
-              </w:rPr>
-              <w:t xml:space="preserve"> bicycle spaces are to be provided for residential visitors.</w:t>
-            </w:r>
-            <w:bookmarkEnd w:id="91"/>
             <w:r>
               <w:rPr>
                 <w:szCs w:val="22"/>
@@ -13191,10 +13198,10 @@
           <w:szCs w:val="20"/>
         </w:rPr>
       </w:pPr>
-      <w:bookmarkStart w:id="92" w:name="_Toc531765802"/>
-      <w:bookmarkStart w:id="93" w:name="_Toc461726284"/>
-      <w:bookmarkStart w:id="94" w:name="_Toc462823802"/>
-      <w:bookmarkStart w:id="95" w:name="_Toc46738710"/>
+      <w:bookmarkStart w:id="91" w:name="_Toc531765802"/>
+      <w:bookmarkStart w:id="92" w:name="_Toc461726284"/>
+      <w:bookmarkStart w:id="93" w:name="_Toc462823802"/>
+      <w:bookmarkStart w:id="94" w:name="_Toc46738710"/>
       <w:r>
         <w:br w:type="page"/>
       </w:r>
@@ -13203,13 +13210,13 @@
       <w:pPr>
         <w:pStyle w:val="Heading2"/>
       </w:pPr>
-      <w:bookmarkStart w:id="96" w:name="_Toc232515669"/>
+      <w:bookmarkStart w:id="95" w:name="_Toc232515669"/>
       <w:r>
         <w:lastRenderedPageBreak/>
         <w:t>Materials</w:t>
       </w:r>
-      <w:bookmarkEnd w:id="92"/>
-      <w:bookmarkEnd w:id="96"/>
+      <w:bookmarkEnd w:id="91"/>
+      <w:bookmarkEnd w:id="95"/>
     </w:p>
     <w:p>
       <w:pPr>
@@ -13928,18 +13935,18 @@
       <w:pPr>
         <w:pStyle w:val="Heading2"/>
       </w:pPr>
-      <w:bookmarkStart w:id="97" w:name="_Toc232515670"/>
+      <w:bookmarkStart w:id="96" w:name="_Toc232515670"/>
       <w:r>
         <w:lastRenderedPageBreak/>
         <w:t>Waste</w:t>
       </w:r>
+      <w:bookmarkEnd w:id="92"/>
       <w:bookmarkEnd w:id="93"/>
       <w:bookmarkEnd w:id="94"/>
-      <w:bookmarkEnd w:id="95"/>
       <w:r>
         <w:t xml:space="preserve"> &amp; Resource Recovery</w:t>
       </w:r>
-      <w:bookmarkEnd w:id="97"/>
+      <w:bookmarkEnd w:id="96"/>
     </w:p>
     <w:p>
       <w:pPr>
@@ -14291,7 +14298,7 @@
                 <w:szCs w:val="22"/>
               </w:rPr>
             </w:pPr>
-            <w:bookmarkStart w:id="98" w:name="Waste_Percent"/>
+            <w:bookmarkStart w:id="97" w:name="Waste_Percent"/>
             <w:r>
               <w:rPr>
                 <w:szCs w:val="22"/>
@@ -14310,7 +14317,7 @@
               </w:rPr>
               <w:t>0% of the waste generated during construction and demolition has been diverted from landfill</w:t>
             </w:r>
-            <w:bookmarkEnd w:id="98"/>
+            <w:bookmarkEnd w:id="97"/>
             <w:r>
               <w:rPr>
                 <w:szCs w:val="22"/>
@@ -14486,14 +14493,14 @@
                 <w:szCs w:val="22"/>
               </w:rPr>
             </w:pPr>
-            <w:bookmarkStart w:id="99" w:name="Recycle_Location"/>
+            <w:bookmarkStart w:id="98" w:name="Recycle_Location"/>
             <w:r>
               <w:rPr>
                 <w:szCs w:val="22"/>
               </w:rPr>
               <w:t>Separate general, recycling, glass and organic waste storage will be provided at XXX</w:t>
             </w:r>
-            <w:bookmarkEnd w:id="99"/>
+            <w:bookmarkEnd w:id="98"/>
             <w:r>
               <w:rPr>
                 <w:szCs w:val="22"/>
@@ -14542,8 +14549,8 @@
           <w:szCs w:val="26"/>
         </w:rPr>
       </w:pPr>
-      <w:bookmarkStart w:id="100" w:name="_Toc461726285"/>
-      <w:bookmarkStart w:id="101" w:name="_Toc462823803"/>
+      <w:bookmarkStart w:id="99" w:name="_Toc461726285"/>
+      <w:bookmarkStart w:id="100" w:name="_Toc462823803"/>
       <w:r>
         <w:br w:type="page"/>
       </w:r>
@@ -14552,16 +14559,16 @@
       <w:pPr>
         <w:pStyle w:val="Heading2"/>
       </w:pPr>
-      <w:bookmarkStart w:id="102" w:name="_Toc46738711"/>
-      <w:bookmarkStart w:id="103" w:name="_Toc232515671"/>
+      <w:bookmarkStart w:id="101" w:name="_Toc46738711"/>
+      <w:bookmarkStart w:id="102" w:name="_Toc232515671"/>
       <w:r>
         <w:lastRenderedPageBreak/>
         <w:t>Urban Ecology</w:t>
       </w:r>
+      <w:bookmarkEnd w:id="99"/>
       <w:bookmarkEnd w:id="100"/>
       <w:bookmarkEnd w:id="101"/>
       <w:bookmarkEnd w:id="102"/>
-      <w:bookmarkEnd w:id="103"/>
     </w:p>
     <w:p>
       <w:pPr>
@@ -14845,7 +14852,7 @@
                 <w:szCs w:val="22"/>
               </w:rPr>
             </w:pPr>
-            <w:bookmarkStart w:id="104" w:name="Communal_space"/>
+            <w:bookmarkStart w:id="103" w:name="Communal_space"/>
             <w:r>
               <w:rPr>
                 <w:szCs w:val="22"/>
@@ -14877,7 +14884,7 @@
               </w:rPr>
               <w:t xml:space="preserve"> of communal space will be provided at XXX.</w:t>
             </w:r>
-            <w:bookmarkEnd w:id="104"/>
+            <w:bookmarkEnd w:id="103"/>
             <w:r>
               <w:rPr>
                 <w:szCs w:val="22"/>
@@ -15031,7 +15038,7 @@
               </w:rPr>
               <w:br/>
             </w:r>
-            <w:bookmarkStart w:id="105" w:name="Vege_Percent"/>
+            <w:bookmarkStart w:id="104" w:name="Vege_Percent"/>
             <w:r>
               <w:rPr>
                 <w:szCs w:val="22"/>
@@ -15062,7 +15069,7 @@
               </w:rPr>
               <w:t>% of the site area</w:t>
             </w:r>
-            <w:bookmarkEnd w:id="105"/>
+            <w:bookmarkEnd w:id="104"/>
             <w:r>
               <w:rPr>
                 <w:szCs w:val="22"/>
@@ -15337,7 +15344,7 @@
                 <w:szCs w:val="22"/>
               </w:rPr>
             </w:pPr>
-            <w:bookmarkStart w:id="106" w:name="Food_production"/>
+            <w:bookmarkStart w:id="105" w:name="Food_production"/>
             <w:r>
               <w:rPr>
                 <w:szCs w:val="22"/>
@@ -15362,7 +15369,7 @@
               </w:rPr>
               <w:t>m2 of communal food production area will be provided</w:t>
             </w:r>
-            <w:bookmarkEnd w:id="106"/>
+            <w:bookmarkEnd w:id="105"/>
             <w:r>
               <w:rPr>
                 <w:szCs w:val="22"/>
@@ -15515,7 +15522,7 @@
       </w:tr>
     </w:tbl>
     <w:p>
-      <w:bookmarkStart w:id="107" w:name="_Toc461726286"/>
+      <w:bookmarkStart w:id="106" w:name="_Toc461726286"/>
     </w:p>
     <w:p>
       <w:r>
@@ -15526,17 +15533,17 @@
       <w:pPr>
         <w:pStyle w:val="Heading2"/>
       </w:pPr>
-      <w:bookmarkStart w:id="108" w:name="_Toc462823804"/>
-      <w:bookmarkStart w:id="109" w:name="_Toc46738712"/>
-      <w:bookmarkStart w:id="110" w:name="_Toc232515672"/>
+      <w:bookmarkStart w:id="107" w:name="_Toc462823804"/>
+      <w:bookmarkStart w:id="108" w:name="_Toc46738712"/>
+      <w:bookmarkStart w:id="109" w:name="_Toc232515672"/>
       <w:r>
         <w:lastRenderedPageBreak/>
         <w:t>Innovation</w:t>
       </w:r>
+      <w:bookmarkEnd w:id="106"/>
       <w:bookmarkEnd w:id="107"/>
       <w:bookmarkEnd w:id="108"/>
       <w:bookmarkEnd w:id="109"/>
-      <w:bookmarkEnd w:id="110"/>
     </w:p>
     <w:p>
       <w:pPr>
@@ -16096,8 +16103,8 @@
           <w:rFonts w:eastAsiaTheme="minorEastAsia"/>
         </w:rPr>
       </w:pPr>
-      <w:bookmarkStart w:id="111" w:name="WSUD_Appendix"/>
-      <w:bookmarkStart w:id="112" w:name="_Toc232515673"/>
+      <w:bookmarkStart w:id="110" w:name="WSUD_Appendix"/>
+      <w:bookmarkStart w:id="111" w:name="_Toc232515673"/>
       <w:r>
         <w:lastRenderedPageBreak/>
         <w:t xml:space="preserve">Appendix </w:t>
@@ -16108,8 +16115,8 @@
       <w:r>
         <w:t xml:space="preserve"> – WSUD Response</w:t>
       </w:r>
+      <w:bookmarkEnd w:id="110"/>
       <w:bookmarkEnd w:id="111"/>
-      <w:bookmarkEnd w:id="112"/>
     </w:p>
     <w:p>
       <w:pPr>
@@ -16137,7 +16144,7 @@
       <w:r>
         <w:t>The following architectural mark-up illustrates the rainwater collection and impervious areas of the proposed development site.</w:t>
       </w:r>
-      <w:bookmarkStart w:id="113" w:name="_Toc451243777"/>
+      <w:bookmarkStart w:id="112" w:name="_Toc451243777"/>
     </w:p>
     <w:tbl>
       <w:tblPr>
@@ -16217,7 +16224,7 @@
         </w:tc>
       </w:tr>
     </w:tbl>
-    <w:bookmarkEnd w:id="113"/>
+    <w:bookmarkEnd w:id="112"/>
     <w:p>
       <w:pPr>
         <w:pStyle w:val="Heading3"/>
@@ -16627,7 +16634,7 @@
       <w:r>
         <w:t xml:space="preserve">Furthermore, </w:t>
       </w:r>
-      <w:bookmarkStart w:id="114" w:name="_Hlk512948205"/>
+      <w:bookmarkStart w:id="113" w:name="_Hlk512948205"/>
       <w:r>
         <w:rPr>
           <w:highlight w:val="yellow"/>
@@ -16656,7 +16663,7 @@
       <w:r>
         <w:t>, minimum 1,150mm deep raingarden with 300mm of extended detention</w:t>
       </w:r>
-      <w:bookmarkEnd w:id="114"/>
+      <w:bookmarkEnd w:id="113"/>
       <w:r>
         <w:t xml:space="preserve"> is to be provided. Rainwater collected from </w:t>
       </w:r>
@@ -18377,8 +18384,8 @@
           <w:rFonts w:eastAsiaTheme="minorEastAsia"/>
         </w:rPr>
       </w:pPr>
-      <w:bookmarkStart w:id="115" w:name="Energy_Appendix"/>
-      <w:bookmarkStart w:id="116" w:name="_Toc232515674"/>
+      <w:bookmarkStart w:id="114" w:name="Energy_Appendix"/>
+      <w:bookmarkStart w:id="115" w:name="_Toc232515674"/>
       <w:r>
         <w:lastRenderedPageBreak/>
         <w:t xml:space="preserve">Appendix </w:t>
@@ -18398,14 +18405,14 @@
       <w:r>
         <w:t xml:space="preserve"> Certificates</w:t>
       </w:r>
-      <w:bookmarkEnd w:id="115"/>
+      <w:bookmarkEnd w:id="114"/>
       <w:r>
         <w:rPr>
           <w:rFonts w:eastAsiaTheme="minorEastAsia"/>
         </w:rPr>
         <w:t>.</w:t>
       </w:r>
-      <w:bookmarkEnd w:id="116"/>
+      <w:bookmarkEnd w:id="115"/>
       <w:r>
         <w:rPr>
           <w:rFonts w:eastAsiaTheme="minorEastAsia"/>
@@ -20761,14 +20768,14 @@
       <w:pPr>
         <w:pStyle w:val="Heading2"/>
       </w:pPr>
-      <w:bookmarkStart w:id="117" w:name="Renewble_Appendix"/>
-      <w:bookmarkStart w:id="118" w:name="_Toc232515675"/>
+      <w:bookmarkStart w:id="116" w:name="Renewble_Appendix"/>
+      <w:bookmarkStart w:id="117" w:name="_Toc232515675"/>
       <w:r>
         <w:lastRenderedPageBreak/>
         <w:t>Appendix X – Renewable Energy</w:t>
       </w:r>
+      <w:bookmarkEnd w:id="116"/>
       <w:bookmarkEnd w:id="117"/>
-      <w:bookmarkEnd w:id="118"/>
     </w:p>
     <w:tbl>
       <w:tblPr>
@@ -20969,14 +20976,14 @@
       <w:pPr>
         <w:pStyle w:val="Heading2"/>
       </w:pPr>
-      <w:bookmarkStart w:id="119" w:name="Daylight_Appendix"/>
-      <w:bookmarkStart w:id="120" w:name="_Toc232515676"/>
+      <w:bookmarkStart w:id="118" w:name="Daylight_Appendix"/>
+      <w:bookmarkStart w:id="119" w:name="_Toc232515676"/>
       <w:r>
         <w:lastRenderedPageBreak/>
         <w:t>Appendix X – Daylight Modelling</w:t>
       </w:r>
+      <w:bookmarkEnd w:id="118"/>
       <w:bookmarkEnd w:id="119"/>
-      <w:bookmarkEnd w:id="120"/>
     </w:p>
     <w:p>
       <w:pPr>
@@ -22644,7 +22651,7 @@
             <w:tcW w:w="9855" w:type="dxa"/>
           </w:tcPr>
           <w:p>
-            <w:commentRangeStart w:id="121"/>
+            <w:commentRangeStart w:id="120"/>
             <w:r>
               <w:rPr>
                 <w:noProof/>
@@ -22706,14 +22713,14 @@
                 </wp:anchor>
               </w:drawing>
             </w:r>
-            <w:commentRangeEnd w:id="121"/>
+            <w:commentRangeEnd w:id="120"/>
             <w:r>
               <w:rPr>
                 <w:rStyle w:val="CommentReference"/>
                 <w:sz w:val="22"/>
                 <w:szCs w:val="20"/>
               </w:rPr>
-              <w:commentReference w:id="121"/>
+              <w:commentReference w:id="120"/>
             </w:r>
           </w:p>
         </w:tc>
@@ -23483,7 +23490,7 @@
               <w:spacing w:before="0" w:after="0"/>
               <w:jc w:val="center"/>
             </w:pPr>
-            <w:bookmarkStart w:id="122" w:name="Daylight_modelling_Livingareas"/>
+            <w:bookmarkStart w:id="121" w:name="Daylight_modelling_Livingareas"/>
             <w:r>
               <w:rPr>
                 <w:rFonts w:eastAsia="SimSun" w:cs="Calibri"/>
@@ -23500,7 +23507,7 @@
               </w:rPr>
               <w:t xml:space="preserve"> of Living areas</w:t>
             </w:r>
-            <w:bookmarkEnd w:id="122"/>
+            <w:bookmarkEnd w:id="121"/>
           </w:p>
         </w:tc>
         <w:tc>
@@ -23520,7 +23527,7 @@
               <w:spacing w:before="0" w:after="0"/>
               <w:jc w:val="center"/>
             </w:pPr>
-            <w:bookmarkStart w:id="123" w:name="Daylight_modelling_bedrooms"/>
+            <w:bookmarkStart w:id="122" w:name="Daylight_modelling_bedrooms"/>
             <w:r>
               <w:rPr>
                 <w:rFonts w:eastAsia="SimSun" w:cs="Calibri"/>
@@ -23537,7 +23544,7 @@
               </w:rPr>
               <w:t xml:space="preserve"> of Bedrooms</w:t>
             </w:r>
-            <w:bookmarkEnd w:id="123"/>
+            <w:bookmarkEnd w:id="122"/>
           </w:p>
         </w:tc>
       </w:tr>
@@ -23574,9 +23581,9 @@
       <w:pPr>
         <w:pStyle w:val="Heading2"/>
       </w:pPr>
-      <w:bookmarkStart w:id="124" w:name="NatVent_Appendix"/>
-      <w:bookmarkStart w:id="125" w:name="_Toc231555538"/>
-      <w:bookmarkStart w:id="126" w:name="_Toc232515677"/>
+      <w:bookmarkStart w:id="123" w:name="NatVent_Appendix"/>
+      <w:bookmarkStart w:id="124" w:name="_Toc231555538"/>
+      <w:bookmarkStart w:id="125" w:name="_Toc232515677"/>
       <w:r>
         <w:lastRenderedPageBreak/>
         <w:t>Appendix X –</w:t>
@@ -23587,9 +23594,9 @@
       <w:r>
         <w:t>Natural Ventilation</w:t>
       </w:r>
+      <w:bookmarkEnd w:id="123"/>
       <w:bookmarkEnd w:id="124"/>
       <w:bookmarkEnd w:id="125"/>
-      <w:bookmarkEnd w:id="126"/>
     </w:p>
     <w:tbl>
       <w:tblPr>
@@ -25854,12 +25861,12 @@
       <w:pPr>
         <w:pStyle w:val="Heading2"/>
       </w:pPr>
-      <w:bookmarkStart w:id="127" w:name="_Toc232515678"/>
+      <w:bookmarkStart w:id="126" w:name="_Toc232515678"/>
       <w:r>
         <w:lastRenderedPageBreak/>
         <w:t>Appendix X – BESS Assessment</w:t>
       </w:r>
-      <w:bookmarkEnd w:id="127"/>
+      <w:bookmarkEnd w:id="126"/>
     </w:p>
     <w:p/>
     <w:sectPr>
@@ -25877,7 +25884,7 @@
 
 <file path=word/comments.xml><?xml version="1.0" encoding="utf-8"?>
 <w:comments xmlns:wpc="http://schemas.microsoft.com/office/word/2010/wordprocessingCanvas" xmlns:cx="http://schemas.microsoft.com/office/drawing/2014/chartex" xmlns:cx1="http://schemas.microsoft.com/office/drawing/2015/9/8/chartex" xmlns:cx2="http://schemas.microsoft.com/office/drawing/2015/10/21/chartex" xmlns:cx3="http://schemas.microsoft.com/office/drawing/2016/5/9/chartex" xmlns:cx4="http://schemas.microsoft.com/office/drawing/2016/5/10/chartex" xmlns:cx5="http://schemas.microsoft.com/office/drawing/2016/5/11/chartex" xmlns:cx6="http://schemas.microsoft.com/office/drawing/2016/5/12/chartex" xmlns:cx7="http://schemas.microsoft.com/office/drawing/2016/5/13/chartex" xmlns:cx8="http://schemas.microsoft.com/office/drawing/2016/5/14/chartex" xmlns:mc="http://schemas.openxmlformats.org/markup-compatibility/2006" xmlns:aink="http://schemas.microsoft.com/office/drawing/2016/ink" xmlns:am3d="http://schemas.microsoft.com/office/drawing/2017/model3d" xmlns:o="urn:schemas-microsoft-com:office:office" xmlns:oel="http://schemas.microsoft.com/office/2019/extlst" xmlns:r="http://schemas.openxmlformats.org/officeDocument/2006/relationships" xmlns:m="http://schemas.openxmlformats.org/officeDocument/2006/math" xmlns:v="urn:schemas-microsoft-com:vml" xmlns:wp14="http://schemas.microsoft.com/office/word/2010/wordprocessingDrawing" xmlns:wp="http://schemas.openxmlformats.org/drawingml/2006/wordprocessingDrawing" xmlns:w10="urn:schemas-microsoft-com:office:word" xmlns:w="http://schemas.openxmlformats.org/wordprocessingml/2006/main" xmlns:w14="http://schemas.microsoft.com/office/word/2010/wordml" xmlns:w15="http://schemas.microsoft.com/office/word/2012/wordml" xmlns:w16cex="http://schemas.microsoft.com/office/word/2018/wordml/cex" xmlns:w16cid="http://schemas.microsoft.com/office/word/2016/wordml/cid" xmlns:w16="http://schemas.microsoft.com/office/word/2018/wordml" xmlns:w16du="http://schemas.microsoft.com/office/word/2023/wordml/word16du" xmlns:w16sdtdh="http://schemas.microsoft.com/office/word/2020/wordml/sdtdatahash" xmlns:w16sdtfl="http://schemas.microsoft.com/office/word/2024/wordml/sdtformatlock" xmlns:w16se="http://schemas.microsoft.com/office/word/2015/wordml/symex" xmlns:wpg="http://schemas.microsoft.com/office/word/2010/wordprocessingGroup" xmlns:wpi="http://schemas.microsoft.com/office/word/2010/wordprocessingInk" xmlns:wne="http://schemas.microsoft.com/office/word/2006/wordml" xmlns:wps="http://schemas.microsoft.com/office/word/2010/wordprocessingShape" mc:Ignorable="w14 w15 w16se w16cid w16 w16cex w16sdtdh w16sdtfl w16du wp14">
-  <w:comment w:id="121" w:author="Aminath Samaha" w:date="2026-05-25T09:15:00Z" w:initials="AS">
+  <w:comment w:id="120" w:author="Aminath Samaha" w:date="2026-05-25T09:15:00Z" w:initials="AS">
     <w:p>
       <w:pPr>
         <w:pStyle w:val="CommentText"/>
@@ -32042,6 +32049,7 @@
     <w:rsid w:val="000B4523"/>
     <w:rsid w:val="000C5DEB"/>
     <w:rsid w:val="000C608A"/>
+    <w:rsid w:val="000D2B01"/>
     <w:rsid w:val="00110829"/>
     <w:rsid w:val="0013215C"/>
     <w:rsid w:val="00165C8A"/>
@@ -32053,6 +32061,7 @@
     <w:rsid w:val="001E0610"/>
     <w:rsid w:val="001F5737"/>
     <w:rsid w:val="001F774D"/>
+    <w:rsid w:val="002253A6"/>
     <w:rsid w:val="0024754E"/>
     <w:rsid w:val="002476EF"/>
     <w:rsid w:val="00280C54"/>
@@ -32075,11 +32084,13 @@
     <w:rsid w:val="003E7D56"/>
     <w:rsid w:val="00402549"/>
     <w:rsid w:val="0041699F"/>
+    <w:rsid w:val="00440094"/>
     <w:rsid w:val="00442A7F"/>
     <w:rsid w:val="0045519A"/>
     <w:rsid w:val="004556FE"/>
     <w:rsid w:val="004558F6"/>
     <w:rsid w:val="00460782"/>
+    <w:rsid w:val="004659EE"/>
     <w:rsid w:val="004D7895"/>
     <w:rsid w:val="00504E04"/>
     <w:rsid w:val="00524716"/>
@@ -32138,6 +32149,7 @@
     <w:rsid w:val="00997146"/>
     <w:rsid w:val="009A4AD1"/>
     <w:rsid w:val="009B458C"/>
+    <w:rsid w:val="009C3B96"/>
     <w:rsid w:val="009D4ACD"/>
     <w:rsid w:val="00A06B35"/>
     <w:rsid w:val="00A33505"/>
@@ -32152,6 +32164,7 @@
     <w:rsid w:val="00B6793A"/>
     <w:rsid w:val="00B771CA"/>
     <w:rsid w:val="00B96785"/>
+    <w:rsid w:val="00BA0847"/>
     <w:rsid w:val="00BC50D9"/>
     <w:rsid w:val="00BC6ACC"/>
     <w:rsid w:val="00BF6191"/>
@@ -32187,6 +32200,7 @@
     <w:rsid w:val="00E81A95"/>
     <w:rsid w:val="00E86100"/>
     <w:rsid w:val="00E93865"/>
+    <w:rsid w:val="00EB43F5"/>
     <w:rsid w:val="00ED0642"/>
     <w:rsid w:val="00ED7C59"/>
     <w:rsid w:val="00EF6D39"/>
@@ -32195,6 +32209,7 @@
     <w:rsid w:val="00F2145B"/>
     <w:rsid w:val="00F2651C"/>
     <w:rsid w:val="00F42234"/>
+    <w:rsid w:val="00F44BB8"/>
   </w:rsids>
   <m:mathPr>
     <m:mathFont m:val="Cambria Math"/>
@@ -32647,10 +32662,7 @@
     <w:basedOn w:val="DefaultParagraphFont"/>
     <w:uiPriority w:val="99"/>
     <w:semiHidden/>
-    <w:rsid w:val="00F2651C"/>
-    <w:rPr>
-      <w:color w:val="808080"/>
-    </w:rPr>
+    <w:rsid w:val="009C3B96"/>
   </w:style>
   <w:style w:type="paragraph" w:customStyle="1" w:styleId="71ADB0C41D9DEE44BAF13E2629C6DC2E">
     <w:name w:val="71ADB0C41D9DEE44BAF13E2629C6DC2E"/>
@@ -32889,6 +32901,20 @@
   <w:style w:type="paragraph" w:customStyle="1" w:styleId="2934EEA7EE4742CDBE4D517E6C6563CD">
     <w:name w:val="2934EEA7EE4742CDBE4D517E6C6563CD"/>
     <w:rsid w:val="00F2651C"/>
+    <w:pPr>
+      <w:spacing w:after="160" w:line="278" w:lineRule="auto"/>
+    </w:pPr>
+    <w:rPr>
+      <w:kern w:val="2"/>
+      <w:sz w:val="24"/>
+      <w:szCs w:val="24"/>
+      <w:lang w:val="en-CA" w:eastAsia="zh-CN"/>
+      <w14:ligatures w14:val="standardContextual"/>
+    </w:rPr>
+  </w:style>
+  <w:style w:type="paragraph" w:customStyle="1" w:styleId="49F3519F0D7A45A1986961141A0199D4">
+    <w:name w:val="49F3519F0D7A45A1986961141A0199D4"/>
+    <w:rsid w:val="009C3B96"/>
     <w:pPr>
       <w:spacing w:after="160" w:line="278" w:lineRule="auto"/>
     </w:pPr>

--- a/server/templates/Date-GIWREF-Address-SMP-Multi Apt-2022-A.docx
+++ b/server/templates/Date-GIWREF-Address-SMP-Multi Apt-2022-A.docx
@@ -1761,11 +1761,11 @@
         <w:br w:type="page"/>
       </w:r>
     </w:p>
-    <w:bookmarkStart w:id="19" w:name="_Toc209592307" w:displacedByCustomXml="next"/>
-    <w:bookmarkStart w:id="20" w:name="_Toc209557015" w:displacedByCustomXml="next"/>
+    <w:bookmarkStart w:id="19" w:name="_Toc232515654" w:displacedByCustomXml="next"/>
+    <w:bookmarkStart w:id="20" w:name="_Toc209555290" w:displacedByCustomXml="next"/>
     <w:bookmarkStart w:id="21" w:name="_Toc209555543" w:displacedByCustomXml="next"/>
-    <w:bookmarkStart w:id="22" w:name="_Toc209555290" w:displacedByCustomXml="next"/>
-    <w:bookmarkStart w:id="23" w:name="_Toc232515654" w:displacedByCustomXml="next"/>
+    <w:bookmarkStart w:id="22" w:name="_Toc209557015" w:displacedByCustomXml="next"/>
+    <w:bookmarkStart w:id="23" w:name="_Toc209592307" w:displacedByCustomXml="next"/>
     <w:sdt>
       <w:sdtPr>
         <w:rPr>
@@ -6066,7 +6066,7 @@
                 <w:color w:val="000000"/>
               </w:rPr>
               <w:drawing>
-                <wp:anchor distT="0" distB="0" distL="114300" distR="114300" simplePos="0" relativeHeight="251738112" behindDoc="1" locked="0" layoutInCell="1" allowOverlap="1" wp14:anchorId="22787630" wp14:editId="06CF746D">
+                <wp:anchor distT="0" distB="0" distL="114300" distR="114300" simplePos="0" relativeHeight="251738112" behindDoc="1" locked="0" layoutInCell="1" allowOverlap="1" wp14:anchorId="22787630" wp14:editId="12C4E18F">
                   <wp:simplePos x="0" y="0"/>
                   <wp:positionH relativeFrom="column">
                     <wp:posOffset>77470</wp:posOffset>
@@ -6437,7 +6437,7 @@
                 <w:color w:val="000000"/>
               </w:rPr>
               <w:drawing>
-                <wp:anchor distT="0" distB="0" distL="114300" distR="114300" simplePos="0" relativeHeight="251739136" behindDoc="1" locked="0" layoutInCell="1" allowOverlap="1" wp14:anchorId="7055ECC5" wp14:editId="1721CD58">
+                <wp:anchor distT="0" distB="0" distL="114300" distR="114300" simplePos="0" relativeHeight="251739136" behindDoc="1" locked="0" layoutInCell="1" allowOverlap="1" wp14:anchorId="7055ECC5" wp14:editId="35DA4CE6">
                   <wp:simplePos x="0" y="0"/>
                   <wp:positionH relativeFrom="column">
                     <wp:posOffset>76200</wp:posOffset>
@@ -7241,7 +7241,7 @@
                 <w:color w:val="000000"/>
               </w:rPr>
               <w:drawing>
-                <wp:anchor distT="0" distB="0" distL="114300" distR="114300" simplePos="0" relativeHeight="251741184" behindDoc="1" locked="0" layoutInCell="1" allowOverlap="1" wp14:anchorId="63206793" wp14:editId="470B49FA">
+                <wp:anchor distT="0" distB="0" distL="114300" distR="114300" simplePos="0" relativeHeight="251741184" behindDoc="1" locked="0" layoutInCell="1" allowOverlap="1" wp14:anchorId="63206793" wp14:editId="451AF29D">
                   <wp:simplePos x="0" y="0"/>
                   <wp:positionH relativeFrom="column">
                     <wp:posOffset>91440</wp:posOffset>
@@ -12943,33 +12943,12 @@
               </w:rPr>
               <w:t xml:space="preserve">for </w:t>
             </w:r>
-            <w:sdt>
-              <w:sdtPr>
-                <w:rPr>
-                  <w:rFonts w:cs="Tahoma"/>
-                </w:rPr>
-                <w:id w:val="1599130255"/>
-                <w:placeholder>
-                  <w:docPart w:val="7FFC764F1F714EAF90EDBC9B656436E4"/>
-                </w:placeholder>
-                <w:showingPlcHdr/>
-                <w:dropDownList>
-                  <w:listItem w:value="Choose an item."/>
-                  <w:listItem w:displayText="100% of the car parking spaces associated with a Class 2 building." w:value="100% of the car parking spaces associated with a Class 2 building."/>
-                  <w:listItem w:displayText="10% of car parking spaces associated with a Class 5 or 6 building." w:value="10% of car parking spaces associated with a Class 5 or 6 building."/>
-                  <w:listItem w:displayText="20% of car parking spaces associated with a Class 3, 7b, 8 or 9 building." w:value="20% of car parking spaces associated with a Class 3, 7b, 8 or 9 building."/>
-                </w:dropDownList>
-              </w:sdtPr>
-              <w:sdtContent>
-                <w:r>
-                  <w:rPr>
-                    <w:rStyle w:val="PlaceholderText"/>
-                    <w:szCs w:val="22"/>
-                  </w:rPr>
-                  <w:t>Choose an item.</w:t>
-                </w:r>
-              </w:sdtContent>
-            </w:sdt>
+            <w:r>
+              <w:rPr>
+                <w:rFonts w:cs="Tahoma"/>
+              </w:rPr>
+              <w:t>100% of the car parking spaces associated with a Class 2 building.</w:t>
+            </w:r>
           </w:p>
         </w:tc>
       </w:tr>
@@ -31492,35 +31471,6 @@
     </w:docPart>
     <w:docPart>
       <w:docPartPr>
-        <w:name w:val="7FFC764F1F714EAF90EDBC9B656436E4"/>
-        <w:category>
-          <w:name w:val="General"/>
-          <w:gallery w:val="placeholder"/>
-        </w:category>
-        <w:types>
-          <w:type w:val="bbPlcHdr"/>
-        </w:types>
-        <w:behaviors>
-          <w:behavior w:val="content"/>
-        </w:behaviors>
-        <w:guid w:val="{D2C7CEB1-4B32-435A-B0E6-B55D724CCB6E}"/>
-      </w:docPartPr>
-      <w:docPartBody>
-        <w:p>
-          <w:pPr>
-            <w:pStyle w:val="7FFC764F1F714EAF90EDBC9B656436E4"/>
-          </w:pPr>
-          <w:r>
-            <w:rPr>
-              <w:rStyle w:val="PlaceholderText"/>
-            </w:rPr>
-            <w:t>Choose an item.</w:t>
-          </w:r>
-        </w:p>
-      </w:docPartBody>
-    </w:docPart>
-    <w:docPart>
-      <w:docPartPr>
         <w:name w:val="50D9412B9ABD418CB57C7D520FCB7172"/>
         <w:category>
           <w:name w:val="General"/>
@@ -31640,7 +31590,6 @@
     <w:pitch w:val="default"/>
   </w:font>
   <w:font w:name="Roboto">
-    <w:altName w:val="Arial"/>
     <w:panose1 w:val="02000000000000000000"/>
     <w:charset w:val="00"/>
     <w:family w:val="auto"/>
@@ -32046,6 +31995,7 @@
     <w:rsid w:val="00076F93"/>
     <w:rsid w:val="0008015E"/>
     <w:rsid w:val="00093550"/>
+    <w:rsid w:val="000A45C9"/>
     <w:rsid w:val="000B4523"/>
     <w:rsid w:val="000C5DEB"/>
     <w:rsid w:val="000C608A"/>
@@ -32112,6 +32062,7 @@
     <w:rsid w:val="006A71BB"/>
     <w:rsid w:val="006C0722"/>
     <w:rsid w:val="006E4312"/>
+    <w:rsid w:val="006F7798"/>
     <w:rsid w:val="00706415"/>
     <w:rsid w:val="00732692"/>
     <w:rsid w:val="00740631"/>
@@ -32912,20 +32863,6 @@
       <w14:ligatures w14:val="standardContextual"/>
     </w:rPr>
   </w:style>
-  <w:style w:type="paragraph" w:customStyle="1" w:styleId="49F3519F0D7A45A1986961141A0199D4">
-    <w:name w:val="49F3519F0D7A45A1986961141A0199D4"/>
-    <w:rsid w:val="009C3B96"/>
-    <w:pPr>
-      <w:spacing w:after="160" w:line="278" w:lineRule="auto"/>
-    </w:pPr>
-    <w:rPr>
-      <w:kern w:val="2"/>
-      <w:sz w:val="24"/>
-      <w:szCs w:val="24"/>
-      <w:lang w:val="en-CA" w:eastAsia="zh-CN"/>
-      <w14:ligatures w14:val="standardContextual"/>
-    </w:rPr>
-  </w:style>
 </w:styles>
 </file>
 

--- a/server/templates/Date-GIWREF-Address-SMP-Multi Apt-2022-A.docx
+++ b/server/templates/Date-GIWREF-Address-SMP-Multi Apt-2022-A.docx
@@ -223,7 +223,7 @@
                 <w:sz w:val="20"/>
                 <w:lang w:val="en-US"/>
               </w:rPr>
-              <w:t>22 June 2026</w:t>
+              <w:t>25 June 2026</w:t>
             </w:r>
             <w:r>
               <w:rPr>
@@ -1761,11 +1761,11 @@
         <w:br w:type="page"/>
       </w:r>
     </w:p>
-    <w:bookmarkStart w:id="19" w:name="_Toc232515654" w:displacedByCustomXml="next"/>
-    <w:bookmarkStart w:id="20" w:name="_Toc209555290" w:displacedByCustomXml="next"/>
+    <w:bookmarkStart w:id="19" w:name="_Toc209592307" w:displacedByCustomXml="next"/>
+    <w:bookmarkStart w:id="20" w:name="_Toc209557015" w:displacedByCustomXml="next"/>
     <w:bookmarkStart w:id="21" w:name="_Toc209555543" w:displacedByCustomXml="next"/>
-    <w:bookmarkStart w:id="22" w:name="_Toc209557015" w:displacedByCustomXml="next"/>
-    <w:bookmarkStart w:id="23" w:name="_Toc209592307" w:displacedByCustomXml="next"/>
+    <w:bookmarkStart w:id="22" w:name="_Toc209555290" w:displacedByCustomXml="next"/>
+    <w:bookmarkStart w:id="23" w:name="_Toc232515654" w:displacedByCustomXml="next"/>
     <w:sdt>
       <w:sdtPr>
         <w:rPr>
@@ -6066,7 +6066,7 @@
                 <w:color w:val="000000"/>
               </w:rPr>
               <w:drawing>
-                <wp:anchor distT="0" distB="0" distL="114300" distR="114300" simplePos="0" relativeHeight="251738112" behindDoc="1" locked="0" layoutInCell="1" allowOverlap="1" wp14:anchorId="22787630" wp14:editId="12C4E18F">
+                <wp:anchor distT="0" distB="0" distL="114300" distR="114300" simplePos="0" relativeHeight="251738112" behindDoc="1" locked="0" layoutInCell="1" allowOverlap="1" wp14:anchorId="22787630" wp14:editId="5831E226">
                   <wp:simplePos x="0" y="0"/>
                   <wp:positionH relativeFrom="column">
                     <wp:posOffset>77470</wp:posOffset>
@@ -6437,7 +6437,7 @@
                 <w:color w:val="000000"/>
               </w:rPr>
               <w:drawing>
-                <wp:anchor distT="0" distB="0" distL="114300" distR="114300" simplePos="0" relativeHeight="251739136" behindDoc="1" locked="0" layoutInCell="1" allowOverlap="1" wp14:anchorId="7055ECC5" wp14:editId="35DA4CE6">
+                <wp:anchor distT="0" distB="0" distL="114300" distR="114300" simplePos="0" relativeHeight="251739136" behindDoc="1" locked="0" layoutInCell="1" allowOverlap="1" wp14:anchorId="7055ECC5" wp14:editId="4936D90F">
                   <wp:simplePos x="0" y="0"/>
                   <wp:positionH relativeFrom="column">
                     <wp:posOffset>76200</wp:posOffset>
@@ -7241,7 +7241,7 @@
                 <w:color w:val="000000"/>
               </w:rPr>
               <w:drawing>
-                <wp:anchor distT="0" distB="0" distL="114300" distR="114300" simplePos="0" relativeHeight="251741184" behindDoc="1" locked="0" layoutInCell="1" allowOverlap="1" wp14:anchorId="63206793" wp14:editId="451AF29D">
+                <wp:anchor distT="0" distB="0" distL="114300" distR="114300" simplePos="0" relativeHeight="251741184" behindDoc="1" locked="0" layoutInCell="1" allowOverlap="1" wp14:anchorId="63206793" wp14:editId="200DB71F">
                   <wp:simplePos x="0" y="0"/>
                   <wp:positionH relativeFrom="column">
                     <wp:posOffset>91440</wp:posOffset>
@@ -11715,13 +11715,6 @@
                       <w:rFonts w:eastAsia="SimSun" w:cs="Calibri"/>
                       <w:color w:val="000000"/>
                     </w:rPr>
-                    <w:t>%</w:t>
-                  </w:r>
-                  <w:r>
-                    <w:rPr>
-                      <w:rFonts w:eastAsia="SimSun" w:cs="Calibri"/>
-                      <w:color w:val="000000"/>
-                    </w:rPr>
                     <w:t xml:space="preserve"> of Living areas</w:t>
                   </w:r>
                   <w:r>
@@ -11804,13 +11797,6 @@
                       <w:color w:val="000000"/>
                     </w:rPr>
                     <w:t>]</w:t>
-                  </w:r>
-                  <w:r>
-                    <w:rPr>
-                      <w:rFonts w:eastAsia="SimSun" w:cs="Calibri"/>
-                      <w:color w:val="000000"/>
-                    </w:rPr>
-                    <w:t>%</w:t>
                   </w:r>
                   <w:r>
                     <w:rPr>
@@ -31590,6 +31576,7 @@
     <w:pitch w:val="default"/>
   </w:font>
   <w:font w:name="Roboto">
+    <w:altName w:val="Arial"/>
     <w:panose1 w:val="02000000000000000000"/>
     <w:charset w:val="00"/>
     <w:family w:val="auto"/>
@@ -32009,6 +31996,7 @@
     <w:rsid w:val="001C472D"/>
     <w:rsid w:val="001D69DF"/>
     <w:rsid w:val="001E0610"/>
+    <w:rsid w:val="001E6750"/>
     <w:rsid w:val="001F5737"/>
     <w:rsid w:val="001F774D"/>
     <w:rsid w:val="002253A6"/>
@@ -32121,6 +32109,7 @@
     <w:rsid w:val="00BF6191"/>
     <w:rsid w:val="00C04E7C"/>
     <w:rsid w:val="00C1048C"/>
+    <w:rsid w:val="00C203DC"/>
     <w:rsid w:val="00C45294"/>
     <w:rsid w:val="00C56DB8"/>
     <w:rsid w:val="00C633E8"/>
@@ -32835,20 +32824,6 @@
       <w:lang w:eastAsia="en-US"/>
     </w:rPr>
   </w:style>
-  <w:style w:type="paragraph" w:customStyle="1" w:styleId="7FFC764F1F714EAF90EDBC9B656436E4">
-    <w:name w:val="7FFC764F1F714EAF90EDBC9B656436E4"/>
-    <w:rsid w:val="000237AA"/>
-    <w:pPr>
-      <w:spacing w:after="160" w:line="278" w:lineRule="auto"/>
-    </w:pPr>
-    <w:rPr>
-      <w:kern w:val="2"/>
-      <w:sz w:val="24"/>
-      <w:szCs w:val="24"/>
-      <w:lang w:val="en-CA" w:eastAsia="zh-CN"/>
-      <w14:ligatures w14:val="standardContextual"/>
-    </w:rPr>
-  </w:style>
   <w:style w:type="paragraph" w:customStyle="1" w:styleId="2934EEA7EE4742CDBE4D517E6C6563CD">
     <w:name w:val="2934EEA7EE4742CDBE4D517E6C6563CD"/>
     <w:rsid w:val="00F2651C"/>
